--- a/request-management-api/request_api/receipt_templates/cfr_fee_payment_receipt.docx
+++ b/request-management-api/request_api/receipt_templates/cfr_fee_payment_receipt.docx
@@ -79,7 +79,26 @@
                 <w:sz w:val="18"/>
                 <w:szCs w:val="18"/>
               </w:rPr>
-              <w:t>{d.firstName}</w:t>
+              <w:t>{</w:t>
+            </w:r>
+            <w:proofErr w:type="spellStart"/>
+            <w:proofErr w:type="gramStart"/>
+            <w:r>
+              <w:rPr>
+                <w:rFonts w:ascii="BC Sans" w:eastAsia="BC Sans" w:hAnsi="BC Sans" w:cs="BC Sans"/>
+                <w:sz w:val="18"/>
+                <w:szCs w:val="18"/>
+              </w:rPr>
+              <w:t>d.firstName</w:t>
+            </w:r>
+            <w:proofErr w:type="spellEnd"/>
+            <w:r>
+              <w:rPr>
+                <w:rFonts w:ascii="BC Sans" w:eastAsia="BC Sans" w:hAnsi="BC Sans" w:cs="BC Sans"/>
+                <w:sz w:val="18"/>
+                <w:szCs w:val="18"/>
+              </w:rPr>
+              <w:t>}</w:t>
             </w:r>
             <w:r>
               <w:rPr>
@@ -95,7 +114,26 @@
                 <w:sz w:val="18"/>
                 <w:szCs w:val="18"/>
               </w:rPr>
-              <w:t>{d.lastName}</w:t>
+              <w:t>{</w:t>
+            </w:r>
+            <w:proofErr w:type="spellStart"/>
+            <w:r>
+              <w:rPr>
+                <w:rFonts w:ascii="BC Sans" w:eastAsia="BC Sans" w:hAnsi="BC Sans" w:cs="BC Sans"/>
+                <w:sz w:val="18"/>
+                <w:szCs w:val="18"/>
+              </w:rPr>
+              <w:t>d.lastName</w:t>
+            </w:r>
+            <w:proofErr w:type="spellEnd"/>
+            <w:proofErr w:type="gramEnd"/>
+            <w:r>
+              <w:rPr>
+                <w:rFonts w:ascii="BC Sans" w:eastAsia="BC Sans" w:hAnsi="BC Sans" w:cs="BC Sans"/>
+                <w:sz w:val="18"/>
+                <w:szCs w:val="18"/>
+              </w:rPr>
+              <w:t>}</w:t>
             </w:r>
           </w:p>
         </w:tc>
@@ -204,7 +242,17 @@
                 <w:sz w:val="18"/>
                 <w:szCs w:val="18"/>
               </w:rPr>
-              <w:t>{d.</w:t>
+              <w:t>{</w:t>
+            </w:r>
+            <w:proofErr w:type="spellStart"/>
+            <w:proofErr w:type="gramStart"/>
+            <w:r>
+              <w:rPr>
+                <w:rFonts w:ascii="BC Sans" w:eastAsia="BC Sans" w:hAnsi="BC Sans" w:cs="BC Sans"/>
+                <w:sz w:val="18"/>
+                <w:szCs w:val="18"/>
+              </w:rPr>
+              <w:t>d.</w:t>
             </w:r>
             <w:r>
               <w:rPr>
@@ -222,6 +270,8 @@
               </w:rPr>
               <w:t>paymentDate</w:t>
             </w:r>
+            <w:proofErr w:type="spellEnd"/>
+            <w:proofErr w:type="gramEnd"/>
             <w:r>
               <w:rPr>
                 <w:rFonts w:ascii="BC Sans" w:eastAsia="BC Sans" w:hAnsi="BC Sans" w:cs="BC Sans"/>
@@ -339,7 +389,27 @@
                 <w:sz w:val="18"/>
                 <w:szCs w:val="18"/>
               </w:rPr>
-              <w:t>{d.axisRequestId}</w:t>
+              <w:t>{</w:t>
+            </w:r>
+            <w:proofErr w:type="spellStart"/>
+            <w:proofErr w:type="gramStart"/>
+            <w:r>
+              <w:rPr>
+                <w:rFonts w:ascii="BC Sans" w:eastAsia="BC Sans" w:hAnsi="BC Sans" w:cs="BC Sans"/>
+                <w:sz w:val="18"/>
+                <w:szCs w:val="18"/>
+              </w:rPr>
+              <w:t>d.axisRequestId</w:t>
+            </w:r>
+            <w:proofErr w:type="spellEnd"/>
+            <w:proofErr w:type="gramEnd"/>
+            <w:r>
+              <w:rPr>
+                <w:rFonts w:ascii="BC Sans" w:eastAsia="BC Sans" w:hAnsi="BC Sans" w:cs="BC Sans"/>
+                <w:sz w:val="18"/>
+                <w:szCs w:val="18"/>
+              </w:rPr>
+              <w:t>}</w:t>
             </w:r>
           </w:p>
         </w:tc>
@@ -751,8 +821,19 @@
                 <w:sz w:val="18"/>
                 <w:szCs w:val="18"/>
               </w:rPr>
-              <w:t>Locating &amp; Retrieving</w:t>
-            </w:r>
+              <w:t xml:space="preserve">Locating &amp; </w:t>
+            </w:r>
+            <w:proofErr w:type="gramStart"/>
+            <w:r>
+              <w:rPr>
+                <w:rFonts w:ascii="BC Sans" w:eastAsia="BC Sans" w:hAnsi="BC Sans" w:cs="BC Sans"/>
+                <w:color w:val="000000"/>
+                <w:sz w:val="18"/>
+                <w:szCs w:val="18"/>
+              </w:rPr>
+              <w:t>Retrieving</w:t>
+            </w:r>
+            <w:proofErr w:type="gramEnd"/>
           </w:p>
         </w:tc>
         <w:tc>
@@ -780,7 +861,18 @@
                 <w:sz w:val="18"/>
                 <w:szCs w:val="18"/>
               </w:rPr>
-              <w:t>{d.</w:t>
+              <w:t>{</w:t>
+            </w:r>
+            <w:proofErr w:type="spellStart"/>
+            <w:proofErr w:type="gramStart"/>
+            <w:r>
+              <w:rPr>
+                <w:rFonts w:ascii="BC Sans" w:eastAsia="BC Sans" w:hAnsi="BC Sans" w:cs="BC Sans"/>
+                <w:color w:val="000000"/>
+                <w:sz w:val="18"/>
+                <w:szCs w:val="18"/>
+              </w:rPr>
+              <w:t>d.</w:t>
             </w:r>
             <w:r>
               <w:rPr>
@@ -791,14 +883,36 @@
               </w:rPr>
               <w:t>cfrfee</w:t>
             </w:r>
-            <w:r>
-              <w:rPr>
-                <w:rFonts w:ascii="BC Sans" w:eastAsia="BC Sans" w:hAnsi="BC Sans" w:cs="BC Sans"/>
-                <w:color w:val="000000"/>
-                <w:sz w:val="18"/>
-                <w:szCs w:val="18"/>
-              </w:rPr>
-              <w:t>.feedata.estimatedlocatinghrs}</w:t>
+            <w:proofErr w:type="gramEnd"/>
+            <w:r>
+              <w:rPr>
+                <w:rFonts w:ascii="BC Sans" w:eastAsia="BC Sans" w:hAnsi="BC Sans" w:cs="BC Sans"/>
+                <w:color w:val="000000"/>
+                <w:sz w:val="18"/>
+                <w:szCs w:val="18"/>
+              </w:rPr>
+              <w:t>.</w:t>
+            </w:r>
+            <w:proofErr w:type="gramStart"/>
+            <w:r>
+              <w:rPr>
+                <w:rFonts w:ascii="BC Sans" w:eastAsia="BC Sans" w:hAnsi="BC Sans" w:cs="BC Sans"/>
+                <w:color w:val="000000"/>
+                <w:sz w:val="18"/>
+                <w:szCs w:val="18"/>
+              </w:rPr>
+              <w:t>feedata.estimatedlocatinghrs</w:t>
+            </w:r>
+            <w:proofErr w:type="spellEnd"/>
+            <w:proofErr w:type="gramEnd"/>
+            <w:r>
+              <w:rPr>
+                <w:rFonts w:ascii="BC Sans" w:eastAsia="BC Sans" w:hAnsi="BC Sans" w:cs="BC Sans"/>
+                <w:color w:val="000000"/>
+                <w:sz w:val="18"/>
+                <w:szCs w:val="18"/>
+              </w:rPr>
+              <w:t>}</w:t>
             </w:r>
           </w:p>
         </w:tc>
@@ -849,6 +963,7 @@
                 <w:szCs w:val="18"/>
               </w:rPr>
             </w:pPr>
+            <w:proofErr w:type="gramStart"/>
             <w:r>
               <w:rPr>
                 <w:rFonts w:ascii="BC Sans" w:eastAsia="BC Sans" w:hAnsi="BC Sans" w:cs="BC Sans"/>
@@ -874,8 +989,29 @@
                 <w:sz w:val="18"/>
                 <w:szCs w:val="18"/>
               </w:rPr>
-              <w:t xml:space="preserve"> d.</w:t>
-            </w:r>
+              <w:t xml:space="preserve"> </w:t>
+            </w:r>
+            <w:proofErr w:type="spellStart"/>
+            <w:r>
+              <w:rPr>
+                <w:rFonts w:ascii="BC Sans" w:eastAsia="BC Sans" w:hAnsi="BC Sans" w:cs="BC Sans"/>
+                <w:color w:val="000000"/>
+                <w:sz w:val="18"/>
+                <w:szCs w:val="18"/>
+              </w:rPr>
+              <w:t>d</w:t>
+            </w:r>
+            <w:proofErr w:type="gramEnd"/>
+            <w:r>
+              <w:rPr>
+                <w:rFonts w:ascii="BC Sans" w:eastAsia="BC Sans" w:hAnsi="BC Sans" w:cs="BC Sans"/>
+                <w:color w:val="000000"/>
+                <w:sz w:val="18"/>
+                <w:szCs w:val="18"/>
+              </w:rPr>
+              <w:t>.</w:t>
+            </w:r>
+            <w:proofErr w:type="gramStart"/>
             <w:r>
               <w:rPr>
                 <w:rFonts w:ascii="BC Sans" w:eastAsia="BC Sans" w:hAnsi="BC Sans" w:cs="BC Sans"/>
@@ -892,7 +1028,69 @@
                 <w:sz w:val="18"/>
                 <w:szCs w:val="18"/>
               </w:rPr>
-              <w:t>.feedata.estimatedlocatinghrs:mul(30):formatN(2)</w:t>
+              <w:t>.feedata</w:t>
+            </w:r>
+            <w:proofErr w:type="gramEnd"/>
+            <w:r>
+              <w:rPr>
+                <w:rFonts w:ascii="BC Sans" w:eastAsia="BC Sans" w:hAnsi="BC Sans" w:cs="BC Sans"/>
+                <w:color w:val="000000"/>
+                <w:sz w:val="18"/>
+                <w:szCs w:val="18"/>
+              </w:rPr>
+              <w:t>.</w:t>
+            </w:r>
+            <w:proofErr w:type="gramStart"/>
+            <w:r>
+              <w:rPr>
+                <w:rFonts w:ascii="BC Sans" w:eastAsia="BC Sans" w:hAnsi="BC Sans" w:cs="BC Sans"/>
+                <w:color w:val="000000"/>
+                <w:sz w:val="18"/>
+                <w:szCs w:val="18"/>
+              </w:rPr>
+              <w:t>estimatedlocatinghrs:mul</w:t>
+            </w:r>
+            <w:proofErr w:type="spellEnd"/>
+            <w:proofErr w:type="gramEnd"/>
+            <w:r>
+              <w:rPr>
+                <w:rFonts w:ascii="BC Sans" w:eastAsia="BC Sans" w:hAnsi="BC Sans" w:cs="BC Sans"/>
+                <w:color w:val="000000"/>
+                <w:sz w:val="18"/>
+                <w:szCs w:val="18"/>
+              </w:rPr>
+              <w:t>(30</w:t>
+            </w:r>
+            <w:proofErr w:type="gramStart"/>
+            <w:r>
+              <w:rPr>
+                <w:rFonts w:ascii="BC Sans" w:eastAsia="BC Sans" w:hAnsi="BC Sans" w:cs="BC Sans"/>
+                <w:color w:val="000000"/>
+                <w:sz w:val="18"/>
+                <w:szCs w:val="18"/>
+              </w:rPr>
+              <w:t>):</w:t>
+            </w:r>
+            <w:proofErr w:type="spellStart"/>
+            <w:r>
+              <w:rPr>
+                <w:rFonts w:ascii="BC Sans" w:eastAsia="BC Sans" w:hAnsi="BC Sans" w:cs="BC Sans"/>
+                <w:color w:val="000000"/>
+                <w:sz w:val="18"/>
+                <w:szCs w:val="18"/>
+              </w:rPr>
+              <w:t>formatN</w:t>
+            </w:r>
+            <w:proofErr w:type="spellEnd"/>
+            <w:proofErr w:type="gramEnd"/>
+            <w:r>
+              <w:rPr>
+                <w:rFonts w:ascii="BC Sans" w:eastAsia="BC Sans" w:hAnsi="BC Sans" w:cs="BC Sans"/>
+                <w:color w:val="000000"/>
+                <w:sz w:val="18"/>
+                <w:szCs w:val="18"/>
+              </w:rPr>
+              <w:t>(2)</w:t>
             </w:r>
             <w:r>
               <w:rPr>
@@ -923,14 +1121,56 @@
                 <w:szCs w:val="18"/>
               </w:rPr>
             </w:pPr>
-            <w:r>
-              <w:rPr>
-                <w:rFonts w:ascii="BC Sans" w:eastAsia="BC Sans" w:hAnsi="BC Sans" w:cs="BC Sans"/>
-                <w:color w:val="000000"/>
-                <w:sz w:val="18"/>
-                <w:szCs w:val="18"/>
-              </w:rPr>
-              <w:t>${ d.waivedAmount:formatN(2)}</w:t>
+            <w:proofErr w:type="gramStart"/>
+            <w:r>
+              <w:rPr>
+                <w:rFonts w:ascii="BC Sans" w:eastAsia="BC Sans" w:hAnsi="BC Sans" w:cs="BC Sans"/>
+                <w:color w:val="000000"/>
+                <w:sz w:val="18"/>
+                <w:szCs w:val="18"/>
+              </w:rPr>
+              <w:t xml:space="preserve">${ </w:t>
+            </w:r>
+            <w:proofErr w:type="spellStart"/>
+            <w:r>
+              <w:rPr>
+                <w:rFonts w:ascii="BC Sans" w:eastAsia="BC Sans" w:hAnsi="BC Sans" w:cs="BC Sans"/>
+                <w:color w:val="000000"/>
+                <w:sz w:val="18"/>
+                <w:szCs w:val="18"/>
+              </w:rPr>
+              <w:t>d</w:t>
+            </w:r>
+            <w:proofErr w:type="gramEnd"/>
+            <w:r>
+              <w:rPr>
+                <w:rFonts w:ascii="BC Sans" w:eastAsia="BC Sans" w:hAnsi="BC Sans" w:cs="BC Sans"/>
+                <w:color w:val="000000"/>
+                <w:sz w:val="18"/>
+                <w:szCs w:val="18"/>
+              </w:rPr>
+              <w:t>.</w:t>
+            </w:r>
+            <w:proofErr w:type="gramStart"/>
+            <w:r>
+              <w:rPr>
+                <w:rFonts w:ascii="BC Sans" w:eastAsia="BC Sans" w:hAnsi="BC Sans" w:cs="BC Sans"/>
+                <w:color w:val="000000"/>
+                <w:sz w:val="18"/>
+                <w:szCs w:val="18"/>
+              </w:rPr>
+              <w:t>waivedAmount:formatN</w:t>
+            </w:r>
+            <w:proofErr w:type="spellEnd"/>
+            <w:proofErr w:type="gramEnd"/>
+            <w:r>
+              <w:rPr>
+                <w:rFonts w:ascii="BC Sans" w:eastAsia="BC Sans" w:hAnsi="BC Sans" w:cs="BC Sans"/>
+                <w:color w:val="000000"/>
+                <w:sz w:val="18"/>
+                <w:szCs w:val="18"/>
+              </w:rPr>
+              <w:t>(2)}</w:t>
             </w:r>
           </w:p>
         </w:tc>
@@ -952,6 +1192,7 @@
                 <w:szCs w:val="18"/>
               </w:rPr>
             </w:pPr>
+            <w:proofErr w:type="gramStart"/>
             <w:r>
               <w:rPr>
                 <w:rFonts w:ascii="BC Sans" w:eastAsia="BC Sans" w:hAnsi="BC Sans" w:cs="BC Sans"/>
@@ -968,8 +1209,19 @@
                 <w:sz w:val="18"/>
                 <w:szCs w:val="18"/>
               </w:rPr>
-              <w:t xml:space="preserve"> d.</w:t>
-            </w:r>
+              <w:t xml:space="preserve"> d</w:t>
+            </w:r>
+            <w:proofErr w:type="gramEnd"/>
+            <w:r>
+              <w:rPr>
+                <w:rFonts w:ascii="BC Sans" w:eastAsia="BC Sans" w:hAnsi="BC Sans" w:cs="BC Sans"/>
+                <w:color w:val="000000"/>
+                <w:sz w:val="18"/>
+                <w:szCs w:val="18"/>
+              </w:rPr>
+              <w:t>.</w:t>
+            </w:r>
+            <w:proofErr w:type="gramStart"/>
             <w:r>
               <w:rPr>
                 <w:rFonts w:ascii="BC Sans" w:eastAsia="BC Sans" w:hAnsi="BC Sans" w:cs="BC Sans"/>
@@ -986,17 +1238,9 @@
                 <w:sz w:val="18"/>
                 <w:szCs w:val="18"/>
               </w:rPr>
-              <w:t>.feedata.estimatedlocatinghrs:mul(30)</w:t>
-            </w:r>
-            <w:r>
-              <w:rPr>
-                <w:rFonts w:ascii="BC Sans" w:eastAsia="BC Sans" w:hAnsi="BC Sans" w:cs="BC Sans"/>
-                <w:color w:val="000000"/>
-                <w:sz w:val="18"/>
-                <w:szCs w:val="18"/>
-              </w:rPr>
-              <w:t>:sub(</w:t>
-            </w:r>
+              <w:t>.feedata</w:t>
+            </w:r>
+            <w:proofErr w:type="gramEnd"/>
             <w:r>
               <w:rPr>
                 <w:rFonts w:ascii="BC Sans" w:eastAsia="BC Sans" w:hAnsi="BC Sans" w:cs="BC Sans"/>
@@ -1006,6 +1250,55 @@
               </w:rPr>
               <w:t>.</w:t>
             </w:r>
+            <w:proofErr w:type="gramStart"/>
+            <w:r>
+              <w:rPr>
+                <w:rFonts w:ascii="BC Sans" w:eastAsia="BC Sans" w:hAnsi="BC Sans" w:cs="BC Sans"/>
+                <w:color w:val="000000"/>
+                <w:sz w:val="18"/>
+                <w:szCs w:val="18"/>
+              </w:rPr>
+              <w:t>estimatedlocatinghrs:mul</w:t>
+            </w:r>
+            <w:proofErr w:type="gramEnd"/>
+            <w:r>
+              <w:rPr>
+                <w:rFonts w:ascii="BC Sans" w:eastAsia="BC Sans" w:hAnsi="BC Sans" w:cs="BC Sans"/>
+                <w:color w:val="000000"/>
+                <w:sz w:val="18"/>
+                <w:szCs w:val="18"/>
+              </w:rPr>
+              <w:t>(30</w:t>
+            </w:r>
+            <w:proofErr w:type="gramStart"/>
+            <w:r>
+              <w:rPr>
+                <w:rFonts w:ascii="BC Sans" w:eastAsia="BC Sans" w:hAnsi="BC Sans" w:cs="BC Sans"/>
+                <w:color w:val="000000"/>
+                <w:sz w:val="18"/>
+                <w:szCs w:val="18"/>
+              </w:rPr>
+              <w:t>)</w:t>
+            </w:r>
+            <w:r>
+              <w:rPr>
+                <w:rFonts w:ascii="BC Sans" w:eastAsia="BC Sans" w:hAnsi="BC Sans" w:cs="BC Sans"/>
+                <w:color w:val="000000"/>
+                <w:sz w:val="18"/>
+                <w:szCs w:val="18"/>
+              </w:rPr>
+              <w:t>:sub</w:t>
+            </w:r>
+            <w:proofErr w:type="gramEnd"/>
+            <w:r>
+              <w:rPr>
+                <w:rFonts w:ascii="BC Sans" w:eastAsia="BC Sans" w:hAnsi="BC Sans" w:cs="BC Sans"/>
+                <w:color w:val="000000"/>
+                <w:sz w:val="18"/>
+                <w:szCs w:val="18"/>
+              </w:rPr>
+              <w:t>(</w:t>
+            </w:r>
             <w:r>
               <w:rPr>
                 <w:rFonts w:ascii="BC Sans" w:eastAsia="BC Sans" w:hAnsi="BC Sans" w:cs="BC Sans"/>
@@ -1031,8 +1324,18 @@
                 <w:sz w:val="18"/>
                 <w:szCs w:val="18"/>
               </w:rPr>
+              <w:t>.</w:t>
+            </w:r>
+            <w:r>
+              <w:rPr>
+                <w:rFonts w:ascii="BC Sans" w:eastAsia="BC Sans" w:hAnsi="BC Sans" w:cs="BC Sans"/>
+                <w:color w:val="000000"/>
+                <w:sz w:val="18"/>
+                <w:szCs w:val="18"/>
+              </w:rPr>
               <w:t>waivedAmount</w:t>
             </w:r>
+            <w:proofErr w:type="gramStart"/>
             <w:r>
               <w:rPr>
                 <w:rFonts w:ascii="BC Sans" w:eastAsia="BC Sans" w:hAnsi="BC Sans" w:cs="BC Sans"/>
@@ -1049,7 +1352,17 @@
                 <w:sz w:val="18"/>
                 <w:szCs w:val="18"/>
               </w:rPr>
-              <w:t>:formatN(2)</w:t>
+              <w:t>:formatN</w:t>
+            </w:r>
+            <w:proofErr w:type="gramEnd"/>
+            <w:r>
+              <w:rPr>
+                <w:rFonts w:ascii="BC Sans" w:eastAsia="BC Sans" w:hAnsi="BC Sans" w:cs="BC Sans"/>
+                <w:color w:val="000000"/>
+                <w:sz w:val="18"/>
+                <w:szCs w:val="18"/>
+              </w:rPr>
+              <w:t>(2)</w:t>
             </w:r>
             <w:r>
               <w:rPr>
@@ -1120,7 +1433,18 @@
                 <w:sz w:val="18"/>
                 <w:szCs w:val="18"/>
               </w:rPr>
-              <w:t>{d.</w:t>
+              <w:t>{</w:t>
+            </w:r>
+            <w:proofErr w:type="spellStart"/>
+            <w:proofErr w:type="gramStart"/>
+            <w:r>
+              <w:rPr>
+                <w:rFonts w:ascii="BC Sans" w:eastAsia="BC Sans" w:hAnsi="BC Sans" w:cs="BC Sans"/>
+                <w:color w:val="000000"/>
+                <w:sz w:val="18"/>
+                <w:szCs w:val="18"/>
+              </w:rPr>
+              <w:t>d.</w:t>
             </w:r>
             <w:r>
               <w:rPr>
@@ -1131,14 +1455,36 @@
               </w:rPr>
               <w:t>cfrfee</w:t>
             </w:r>
-            <w:r>
-              <w:rPr>
-                <w:rFonts w:ascii="BC Sans" w:eastAsia="BC Sans" w:hAnsi="BC Sans" w:cs="BC Sans"/>
-                <w:color w:val="000000"/>
-                <w:sz w:val="18"/>
-                <w:szCs w:val="18"/>
-              </w:rPr>
-              <w:t>.feedata.estimatedproducinghrs}</w:t>
+            <w:proofErr w:type="gramEnd"/>
+            <w:r>
+              <w:rPr>
+                <w:rFonts w:ascii="BC Sans" w:eastAsia="BC Sans" w:hAnsi="BC Sans" w:cs="BC Sans"/>
+                <w:color w:val="000000"/>
+                <w:sz w:val="18"/>
+                <w:szCs w:val="18"/>
+              </w:rPr>
+              <w:t>.</w:t>
+            </w:r>
+            <w:proofErr w:type="gramStart"/>
+            <w:r>
+              <w:rPr>
+                <w:rFonts w:ascii="BC Sans" w:eastAsia="BC Sans" w:hAnsi="BC Sans" w:cs="BC Sans"/>
+                <w:color w:val="000000"/>
+                <w:sz w:val="18"/>
+                <w:szCs w:val="18"/>
+              </w:rPr>
+              <w:t>feedata.estimatedproducinghrs</w:t>
+            </w:r>
+            <w:proofErr w:type="spellEnd"/>
+            <w:proofErr w:type="gramEnd"/>
+            <w:r>
+              <w:rPr>
+                <w:rFonts w:ascii="BC Sans" w:eastAsia="BC Sans" w:hAnsi="BC Sans" w:cs="BC Sans"/>
+                <w:color w:val="000000"/>
+                <w:sz w:val="18"/>
+                <w:szCs w:val="18"/>
+              </w:rPr>
+              <w:t>}</w:t>
             </w:r>
           </w:p>
         </w:tc>
@@ -1196,7 +1542,18 @@
                 <w:sz w:val="18"/>
                 <w:szCs w:val="18"/>
               </w:rPr>
-              <w:t>${d.</w:t>
+              <w:t>${</w:t>
+            </w:r>
+            <w:proofErr w:type="spellStart"/>
+            <w:proofErr w:type="gramStart"/>
+            <w:r>
+              <w:rPr>
+                <w:rFonts w:ascii="BC Sans" w:eastAsia="BC Sans" w:hAnsi="BC Sans" w:cs="BC Sans"/>
+                <w:color w:val="000000"/>
+                <w:sz w:val="18"/>
+                <w:szCs w:val="18"/>
+              </w:rPr>
+              <w:t>d.</w:t>
             </w:r>
             <w:r>
               <w:rPr>
@@ -1207,14 +1564,78 @@
               </w:rPr>
               <w:t>cfrfee</w:t>
             </w:r>
-            <w:r>
-              <w:rPr>
-                <w:rFonts w:ascii="BC Sans" w:eastAsia="BC Sans" w:hAnsi="BC Sans" w:cs="BC Sans"/>
-                <w:color w:val="000000"/>
-                <w:sz w:val="18"/>
-                <w:szCs w:val="18"/>
-              </w:rPr>
-              <w:t>.feedata. estimatedproducinghrs:mul(30):formatN(2)}</w:t>
+            <w:proofErr w:type="gramEnd"/>
+            <w:r>
+              <w:rPr>
+                <w:rFonts w:ascii="BC Sans" w:eastAsia="BC Sans" w:hAnsi="BC Sans" w:cs="BC Sans"/>
+                <w:color w:val="000000"/>
+                <w:sz w:val="18"/>
+                <w:szCs w:val="18"/>
+              </w:rPr>
+              <w:t>.feedata</w:t>
+            </w:r>
+            <w:proofErr w:type="spellEnd"/>
+            <w:r>
+              <w:rPr>
+                <w:rFonts w:ascii="BC Sans" w:eastAsia="BC Sans" w:hAnsi="BC Sans" w:cs="BC Sans"/>
+                <w:color w:val="000000"/>
+                <w:sz w:val="18"/>
+                <w:szCs w:val="18"/>
+              </w:rPr>
+              <w:t xml:space="preserve">. </w:t>
+            </w:r>
+            <w:proofErr w:type="spellStart"/>
+            <w:proofErr w:type="gramStart"/>
+            <w:r>
+              <w:rPr>
+                <w:rFonts w:ascii="BC Sans" w:eastAsia="BC Sans" w:hAnsi="BC Sans" w:cs="BC Sans"/>
+                <w:color w:val="000000"/>
+                <w:sz w:val="18"/>
+                <w:szCs w:val="18"/>
+              </w:rPr>
+              <w:t>estimatedproducinghrs:mul</w:t>
+            </w:r>
+            <w:proofErr w:type="spellEnd"/>
+            <w:proofErr w:type="gramEnd"/>
+            <w:r>
+              <w:rPr>
+                <w:rFonts w:ascii="BC Sans" w:eastAsia="BC Sans" w:hAnsi="BC Sans" w:cs="BC Sans"/>
+                <w:color w:val="000000"/>
+                <w:sz w:val="18"/>
+                <w:szCs w:val="18"/>
+              </w:rPr>
+              <w:t>(30</w:t>
+            </w:r>
+            <w:proofErr w:type="gramStart"/>
+            <w:r>
+              <w:rPr>
+                <w:rFonts w:ascii="BC Sans" w:eastAsia="BC Sans" w:hAnsi="BC Sans" w:cs="BC Sans"/>
+                <w:color w:val="000000"/>
+                <w:sz w:val="18"/>
+                <w:szCs w:val="18"/>
+              </w:rPr>
+              <w:t>):</w:t>
+            </w:r>
+            <w:proofErr w:type="spellStart"/>
+            <w:r>
+              <w:rPr>
+                <w:rFonts w:ascii="BC Sans" w:eastAsia="BC Sans" w:hAnsi="BC Sans" w:cs="BC Sans"/>
+                <w:color w:val="000000"/>
+                <w:sz w:val="18"/>
+                <w:szCs w:val="18"/>
+              </w:rPr>
+              <w:t>formatN</w:t>
+            </w:r>
+            <w:proofErr w:type="spellEnd"/>
+            <w:proofErr w:type="gramEnd"/>
+            <w:r>
+              <w:rPr>
+                <w:rFonts w:ascii="BC Sans" w:eastAsia="BC Sans" w:hAnsi="BC Sans" w:cs="BC Sans"/>
+                <w:color w:val="000000"/>
+                <w:sz w:val="18"/>
+                <w:szCs w:val="18"/>
+              </w:rPr>
+              <w:t>(2)}</w:t>
             </w:r>
           </w:p>
         </w:tc>
@@ -1272,7 +1693,18 @@
                 <w:sz w:val="18"/>
                 <w:szCs w:val="18"/>
               </w:rPr>
-              <w:t>${d.</w:t>
+              <w:t>${</w:t>
+            </w:r>
+            <w:proofErr w:type="spellStart"/>
+            <w:proofErr w:type="gramStart"/>
+            <w:r>
+              <w:rPr>
+                <w:rFonts w:ascii="BC Sans" w:eastAsia="BC Sans" w:hAnsi="BC Sans" w:cs="BC Sans"/>
+                <w:color w:val="000000"/>
+                <w:sz w:val="18"/>
+                <w:szCs w:val="18"/>
+              </w:rPr>
+              <w:t>d.</w:t>
             </w:r>
             <w:r>
               <w:rPr>
@@ -1283,14 +1715,78 @@
               </w:rPr>
               <w:t>cfrfee</w:t>
             </w:r>
-            <w:r>
-              <w:rPr>
-                <w:rFonts w:ascii="BC Sans" w:eastAsia="BC Sans" w:hAnsi="BC Sans" w:cs="BC Sans"/>
-                <w:color w:val="000000"/>
-                <w:sz w:val="18"/>
-                <w:szCs w:val="18"/>
-              </w:rPr>
-              <w:t>.feedata. estimatedproducinghrs:mul(30):formatN(2)}</w:t>
+            <w:proofErr w:type="gramEnd"/>
+            <w:r>
+              <w:rPr>
+                <w:rFonts w:ascii="BC Sans" w:eastAsia="BC Sans" w:hAnsi="BC Sans" w:cs="BC Sans"/>
+                <w:color w:val="000000"/>
+                <w:sz w:val="18"/>
+                <w:szCs w:val="18"/>
+              </w:rPr>
+              <w:t>.feedata</w:t>
+            </w:r>
+            <w:proofErr w:type="spellEnd"/>
+            <w:r>
+              <w:rPr>
+                <w:rFonts w:ascii="BC Sans" w:eastAsia="BC Sans" w:hAnsi="BC Sans" w:cs="BC Sans"/>
+                <w:color w:val="000000"/>
+                <w:sz w:val="18"/>
+                <w:szCs w:val="18"/>
+              </w:rPr>
+              <w:t xml:space="preserve">. </w:t>
+            </w:r>
+            <w:proofErr w:type="spellStart"/>
+            <w:proofErr w:type="gramStart"/>
+            <w:r>
+              <w:rPr>
+                <w:rFonts w:ascii="BC Sans" w:eastAsia="BC Sans" w:hAnsi="BC Sans" w:cs="BC Sans"/>
+                <w:color w:val="000000"/>
+                <w:sz w:val="18"/>
+                <w:szCs w:val="18"/>
+              </w:rPr>
+              <w:t>estimatedproducinghrs:mul</w:t>
+            </w:r>
+            <w:proofErr w:type="spellEnd"/>
+            <w:proofErr w:type="gramEnd"/>
+            <w:r>
+              <w:rPr>
+                <w:rFonts w:ascii="BC Sans" w:eastAsia="BC Sans" w:hAnsi="BC Sans" w:cs="BC Sans"/>
+                <w:color w:val="000000"/>
+                <w:sz w:val="18"/>
+                <w:szCs w:val="18"/>
+              </w:rPr>
+              <w:t>(30</w:t>
+            </w:r>
+            <w:proofErr w:type="gramStart"/>
+            <w:r>
+              <w:rPr>
+                <w:rFonts w:ascii="BC Sans" w:eastAsia="BC Sans" w:hAnsi="BC Sans" w:cs="BC Sans"/>
+                <w:color w:val="000000"/>
+                <w:sz w:val="18"/>
+                <w:szCs w:val="18"/>
+              </w:rPr>
+              <w:t>):</w:t>
+            </w:r>
+            <w:proofErr w:type="spellStart"/>
+            <w:r>
+              <w:rPr>
+                <w:rFonts w:ascii="BC Sans" w:eastAsia="BC Sans" w:hAnsi="BC Sans" w:cs="BC Sans"/>
+                <w:color w:val="000000"/>
+                <w:sz w:val="18"/>
+                <w:szCs w:val="18"/>
+              </w:rPr>
+              <w:t>formatN</w:t>
+            </w:r>
+            <w:proofErr w:type="spellEnd"/>
+            <w:proofErr w:type="gramEnd"/>
+            <w:r>
+              <w:rPr>
+                <w:rFonts w:ascii="BC Sans" w:eastAsia="BC Sans" w:hAnsi="BC Sans" w:cs="BC Sans"/>
+                <w:color w:val="000000"/>
+                <w:sz w:val="18"/>
+                <w:szCs w:val="18"/>
+              </w:rPr>
+              <w:t>(2)}</w:t>
             </w:r>
           </w:p>
         </w:tc>
@@ -1352,7 +1848,18 @@
                 <w:sz w:val="18"/>
                 <w:szCs w:val="18"/>
               </w:rPr>
-              <w:t>{d.</w:t>
+              <w:t>{</w:t>
+            </w:r>
+            <w:proofErr w:type="spellStart"/>
+            <w:proofErr w:type="gramStart"/>
+            <w:r>
+              <w:rPr>
+                <w:rFonts w:ascii="BC Sans" w:eastAsia="BC Sans" w:hAnsi="BC Sans" w:cs="BC Sans"/>
+                <w:color w:val="000000"/>
+                <w:sz w:val="18"/>
+                <w:szCs w:val="18"/>
+              </w:rPr>
+              <w:t>d.</w:t>
             </w:r>
             <w:r>
               <w:rPr>
@@ -1363,14 +1870,25 @@
               </w:rPr>
               <w:t>cfrfee</w:t>
             </w:r>
-            <w:r>
-              <w:rPr>
-                <w:rFonts w:ascii="BC Sans" w:eastAsia="BC Sans" w:hAnsi="BC Sans" w:cs="BC Sans"/>
-                <w:color w:val="000000"/>
-                <w:sz w:val="18"/>
-                <w:szCs w:val="18"/>
-              </w:rPr>
-              <w:t>.feedata.</w:t>
+            <w:proofErr w:type="gramEnd"/>
+            <w:r>
+              <w:rPr>
+                <w:rFonts w:ascii="BC Sans" w:eastAsia="BC Sans" w:hAnsi="BC Sans" w:cs="BC Sans"/>
+                <w:color w:val="000000"/>
+                <w:sz w:val="18"/>
+                <w:szCs w:val="18"/>
+              </w:rPr>
+              <w:t>.feedata</w:t>
+            </w:r>
+            <w:proofErr w:type="spellEnd"/>
+            <w:r>
+              <w:rPr>
+                <w:rFonts w:ascii="BC Sans" w:eastAsia="BC Sans" w:hAnsi="BC Sans" w:cs="BC Sans"/>
+                <w:color w:val="000000"/>
+                <w:sz w:val="18"/>
+                <w:szCs w:val="18"/>
+              </w:rPr>
+              <w:t>.</w:t>
             </w:r>
             <w:r>
               <w:rPr>
@@ -1379,15 +1897,48 @@
               </w:rPr>
               <w:t xml:space="preserve"> </w:t>
             </w:r>
-            <w:r>
-              <w:rPr>
-                <w:rFonts w:ascii="BC Sans" w:eastAsia="BC Sans" w:hAnsi="BC Sans" w:cs="BC Sans"/>
-                <w:color w:val="000000"/>
-                <w:sz w:val="18"/>
-                <w:szCs w:val="18"/>
-              </w:rPr>
-              <w:t>estimatediaopreparinghrs:add(.estimatedministrypreparinghrs) }</w:t>
-            </w:r>
+            <w:proofErr w:type="spellStart"/>
+            <w:proofErr w:type="gramStart"/>
+            <w:r>
+              <w:rPr>
+                <w:rFonts w:ascii="BC Sans" w:eastAsia="BC Sans" w:hAnsi="BC Sans" w:cs="BC Sans"/>
+                <w:color w:val="000000"/>
+                <w:sz w:val="18"/>
+                <w:szCs w:val="18"/>
+              </w:rPr>
+              <w:t>estimatediaopreparinghrs:add</w:t>
+            </w:r>
+            <w:proofErr w:type="spellEnd"/>
+            <w:r>
+              <w:rPr>
+                <w:rFonts w:ascii="BC Sans" w:eastAsia="BC Sans" w:hAnsi="BC Sans" w:cs="BC Sans"/>
+                <w:color w:val="000000"/>
+                <w:sz w:val="18"/>
+                <w:szCs w:val="18"/>
+              </w:rPr>
+              <w:t>(.</w:t>
+            </w:r>
+            <w:proofErr w:type="spellStart"/>
+            <w:r>
+              <w:rPr>
+                <w:rFonts w:ascii="BC Sans" w:eastAsia="BC Sans" w:hAnsi="BC Sans" w:cs="BC Sans"/>
+                <w:color w:val="000000"/>
+                <w:sz w:val="18"/>
+                <w:szCs w:val="18"/>
+              </w:rPr>
+              <w:t>estimatedministrypreparinghrs</w:t>
+            </w:r>
+            <w:proofErr w:type="spellEnd"/>
+            <w:r>
+              <w:rPr>
+                <w:rFonts w:ascii="BC Sans" w:eastAsia="BC Sans" w:hAnsi="BC Sans" w:cs="BC Sans"/>
+                <w:color w:val="000000"/>
+                <w:sz w:val="18"/>
+                <w:szCs w:val="18"/>
+              </w:rPr>
+              <w:t>) }</w:t>
+            </w:r>
+            <w:proofErr w:type="gramEnd"/>
           </w:p>
         </w:tc>
         <w:tc>
@@ -1437,15 +1988,37 @@
                 <w:szCs w:val="18"/>
               </w:rPr>
             </w:pPr>
-            <w:r>
-              <w:rPr>
-                <w:rFonts w:ascii="BC Sans" w:eastAsia="BC Sans" w:hAnsi="BC Sans" w:cs="BC Sans"/>
-                <w:color w:val="000000"/>
-                <w:sz w:val="18"/>
-                <w:szCs w:val="18"/>
-              </w:rPr>
-              <w:t>${ d.</w:t>
-            </w:r>
+            <w:proofErr w:type="gramStart"/>
+            <w:r>
+              <w:rPr>
+                <w:rFonts w:ascii="BC Sans" w:eastAsia="BC Sans" w:hAnsi="BC Sans" w:cs="BC Sans"/>
+                <w:color w:val="000000"/>
+                <w:sz w:val="18"/>
+                <w:szCs w:val="18"/>
+              </w:rPr>
+              <w:t xml:space="preserve">${ </w:t>
+            </w:r>
+            <w:proofErr w:type="spellStart"/>
+            <w:r>
+              <w:rPr>
+                <w:rFonts w:ascii="BC Sans" w:eastAsia="BC Sans" w:hAnsi="BC Sans" w:cs="BC Sans"/>
+                <w:color w:val="000000"/>
+                <w:sz w:val="18"/>
+                <w:szCs w:val="18"/>
+              </w:rPr>
+              <w:t>d</w:t>
+            </w:r>
+            <w:proofErr w:type="gramEnd"/>
+            <w:r>
+              <w:rPr>
+                <w:rFonts w:ascii="BC Sans" w:eastAsia="BC Sans" w:hAnsi="BC Sans" w:cs="BC Sans"/>
+                <w:color w:val="000000"/>
+                <w:sz w:val="18"/>
+                <w:szCs w:val="18"/>
+              </w:rPr>
+              <w:t>.</w:t>
+            </w:r>
+            <w:proofErr w:type="gramStart"/>
             <w:r>
               <w:rPr>
                 <w:rFonts w:ascii="BC Sans" w:eastAsia="BC Sans" w:hAnsi="BC Sans" w:cs="BC Sans"/>
@@ -1462,7 +2035,18 @@
                 <w:sz w:val="18"/>
                 <w:szCs w:val="18"/>
               </w:rPr>
-              <w:t>.feedata.</w:t>
+              <w:t>.feedata</w:t>
+            </w:r>
+            <w:proofErr w:type="spellEnd"/>
+            <w:proofErr w:type="gramEnd"/>
+            <w:r>
+              <w:rPr>
+                <w:rFonts w:ascii="BC Sans" w:eastAsia="BC Sans" w:hAnsi="BC Sans" w:cs="BC Sans"/>
+                <w:color w:val="000000"/>
+                <w:sz w:val="18"/>
+                <w:szCs w:val="18"/>
+              </w:rPr>
+              <w:t>.</w:t>
             </w:r>
             <w:r>
               <w:rPr>
@@ -1471,14 +2055,45 @@
               </w:rPr>
               <w:t xml:space="preserve"> </w:t>
             </w:r>
-            <w:r>
-              <w:rPr>
-                <w:rFonts w:ascii="BC Sans" w:eastAsia="BC Sans" w:hAnsi="BC Sans" w:cs="BC Sans"/>
-                <w:color w:val="000000"/>
-                <w:sz w:val="18"/>
-                <w:szCs w:val="18"/>
-              </w:rPr>
-              <w:t>estimatediaopreparinghrs:add(.estimatedministrypreparinghrs):mul(30):formatN(2)}</w:t>
+            <w:proofErr w:type="gramStart"/>
+            <w:r>
+              <w:rPr>
+                <w:rFonts w:ascii="BC Sans" w:eastAsia="BC Sans" w:hAnsi="BC Sans" w:cs="BC Sans"/>
+                <w:color w:val="000000"/>
+                <w:sz w:val="18"/>
+                <w:szCs w:val="18"/>
+              </w:rPr>
+              <w:t>estimatediaopreparinghrs:add(.estimatedministrypreparinghrs):mul</w:t>
+            </w:r>
+            <w:proofErr w:type="gramEnd"/>
+            <w:r>
+              <w:rPr>
+                <w:rFonts w:ascii="BC Sans" w:eastAsia="BC Sans" w:hAnsi="BC Sans" w:cs="BC Sans"/>
+                <w:color w:val="000000"/>
+                <w:sz w:val="18"/>
+                <w:szCs w:val="18"/>
+              </w:rPr>
+              <w:t>(30</w:t>
+            </w:r>
+            <w:proofErr w:type="gramStart"/>
+            <w:r>
+              <w:rPr>
+                <w:rFonts w:ascii="BC Sans" w:eastAsia="BC Sans" w:hAnsi="BC Sans" w:cs="BC Sans"/>
+                <w:color w:val="000000"/>
+                <w:sz w:val="18"/>
+                <w:szCs w:val="18"/>
+              </w:rPr>
+              <w:t>):formatN</w:t>
+            </w:r>
+            <w:proofErr w:type="gramEnd"/>
+            <w:r>
+              <w:rPr>
+                <w:rFonts w:ascii="BC Sans" w:eastAsia="BC Sans" w:hAnsi="BC Sans" w:cs="BC Sans"/>
+                <w:color w:val="000000"/>
+                <w:sz w:val="18"/>
+                <w:szCs w:val="18"/>
+              </w:rPr>
+              <w:t>(2)}</w:t>
             </w:r>
           </w:p>
         </w:tc>
@@ -1529,15 +2144,37 @@
                 <w:szCs w:val="18"/>
               </w:rPr>
             </w:pPr>
-            <w:r>
-              <w:rPr>
-                <w:rFonts w:ascii="BC Sans" w:eastAsia="BC Sans" w:hAnsi="BC Sans" w:cs="BC Sans"/>
-                <w:color w:val="000000"/>
-                <w:sz w:val="18"/>
-                <w:szCs w:val="18"/>
-              </w:rPr>
-              <w:t>${ d.</w:t>
-            </w:r>
+            <w:proofErr w:type="gramStart"/>
+            <w:r>
+              <w:rPr>
+                <w:rFonts w:ascii="BC Sans" w:eastAsia="BC Sans" w:hAnsi="BC Sans" w:cs="BC Sans"/>
+                <w:color w:val="000000"/>
+                <w:sz w:val="18"/>
+                <w:szCs w:val="18"/>
+              </w:rPr>
+              <w:t xml:space="preserve">${ </w:t>
+            </w:r>
+            <w:proofErr w:type="spellStart"/>
+            <w:r>
+              <w:rPr>
+                <w:rFonts w:ascii="BC Sans" w:eastAsia="BC Sans" w:hAnsi="BC Sans" w:cs="BC Sans"/>
+                <w:color w:val="000000"/>
+                <w:sz w:val="18"/>
+                <w:szCs w:val="18"/>
+              </w:rPr>
+              <w:t>d</w:t>
+            </w:r>
+            <w:proofErr w:type="gramEnd"/>
+            <w:r>
+              <w:rPr>
+                <w:rFonts w:ascii="BC Sans" w:eastAsia="BC Sans" w:hAnsi="BC Sans" w:cs="BC Sans"/>
+                <w:color w:val="000000"/>
+                <w:sz w:val="18"/>
+                <w:szCs w:val="18"/>
+              </w:rPr>
+              <w:t>.</w:t>
+            </w:r>
+            <w:proofErr w:type="gramStart"/>
             <w:r>
               <w:rPr>
                 <w:rFonts w:ascii="BC Sans" w:eastAsia="BC Sans" w:hAnsi="BC Sans" w:cs="BC Sans"/>
@@ -1554,7 +2191,18 @@
                 <w:sz w:val="18"/>
                 <w:szCs w:val="18"/>
               </w:rPr>
-              <w:t>.feedata.</w:t>
+              <w:t>.feedata</w:t>
+            </w:r>
+            <w:proofErr w:type="spellEnd"/>
+            <w:proofErr w:type="gramEnd"/>
+            <w:r>
+              <w:rPr>
+                <w:rFonts w:ascii="BC Sans" w:eastAsia="BC Sans" w:hAnsi="BC Sans" w:cs="BC Sans"/>
+                <w:color w:val="000000"/>
+                <w:sz w:val="18"/>
+                <w:szCs w:val="18"/>
+              </w:rPr>
+              <w:t>.</w:t>
             </w:r>
             <w:r>
               <w:rPr>
@@ -1563,14 +2211,45 @@
               </w:rPr>
               <w:t xml:space="preserve"> </w:t>
             </w:r>
-            <w:r>
-              <w:rPr>
-                <w:rFonts w:ascii="BC Sans" w:eastAsia="BC Sans" w:hAnsi="BC Sans" w:cs="BC Sans"/>
-                <w:color w:val="000000"/>
-                <w:sz w:val="18"/>
-                <w:szCs w:val="18"/>
-              </w:rPr>
-              <w:t>estimatediaopreparinghrs:add(.estimatedministrypreparinghrs):mul(30):formatN(2)}</w:t>
+            <w:proofErr w:type="gramStart"/>
+            <w:r>
+              <w:rPr>
+                <w:rFonts w:ascii="BC Sans" w:eastAsia="BC Sans" w:hAnsi="BC Sans" w:cs="BC Sans"/>
+                <w:color w:val="000000"/>
+                <w:sz w:val="18"/>
+                <w:szCs w:val="18"/>
+              </w:rPr>
+              <w:t>estimatediaopreparinghrs:add(.estimatedministrypreparinghrs):mul</w:t>
+            </w:r>
+            <w:proofErr w:type="gramEnd"/>
+            <w:r>
+              <w:rPr>
+                <w:rFonts w:ascii="BC Sans" w:eastAsia="BC Sans" w:hAnsi="BC Sans" w:cs="BC Sans"/>
+                <w:color w:val="000000"/>
+                <w:sz w:val="18"/>
+                <w:szCs w:val="18"/>
+              </w:rPr>
+              <w:t>(30</w:t>
+            </w:r>
+            <w:proofErr w:type="gramStart"/>
+            <w:r>
+              <w:rPr>
+                <w:rFonts w:ascii="BC Sans" w:eastAsia="BC Sans" w:hAnsi="BC Sans" w:cs="BC Sans"/>
+                <w:color w:val="000000"/>
+                <w:sz w:val="18"/>
+                <w:szCs w:val="18"/>
+              </w:rPr>
+              <w:t>):formatN</w:t>
+            </w:r>
+            <w:proofErr w:type="gramEnd"/>
+            <w:r>
+              <w:rPr>
+                <w:rFonts w:ascii="BC Sans" w:eastAsia="BC Sans" w:hAnsi="BC Sans" w:cs="BC Sans"/>
+                <w:color w:val="000000"/>
+                <w:sz w:val="18"/>
+                <w:szCs w:val="18"/>
+              </w:rPr>
+              <w:t>(2)}</w:t>
             </w:r>
           </w:p>
         </w:tc>
@@ -1632,7 +2311,18 @@
                 <w:sz w:val="18"/>
                 <w:szCs w:val="18"/>
               </w:rPr>
-              <w:t>{d.</w:t>
+              <w:t>{</w:t>
+            </w:r>
+            <w:proofErr w:type="spellStart"/>
+            <w:proofErr w:type="gramStart"/>
+            <w:r>
+              <w:rPr>
+                <w:rFonts w:ascii="BC Sans" w:eastAsia="BC Sans" w:hAnsi="BC Sans" w:cs="BC Sans"/>
+                <w:color w:val="000000"/>
+                <w:sz w:val="18"/>
+                <w:szCs w:val="18"/>
+              </w:rPr>
+              <w:t>d.</w:t>
             </w:r>
             <w:r>
               <w:rPr>
@@ -1643,14 +2333,25 @@
               </w:rPr>
               <w:t>cfrfee</w:t>
             </w:r>
-            <w:r>
-              <w:rPr>
-                <w:rFonts w:ascii="BC Sans" w:eastAsia="BC Sans" w:hAnsi="BC Sans" w:cs="BC Sans"/>
-                <w:color w:val="000000"/>
-                <w:sz w:val="18"/>
-                <w:szCs w:val="18"/>
-              </w:rPr>
-              <w:t>.feedata.</w:t>
+            <w:proofErr w:type="gramEnd"/>
+            <w:r>
+              <w:rPr>
+                <w:rFonts w:ascii="BC Sans" w:eastAsia="BC Sans" w:hAnsi="BC Sans" w:cs="BC Sans"/>
+                <w:color w:val="000000"/>
+                <w:sz w:val="18"/>
+                <w:szCs w:val="18"/>
+              </w:rPr>
+              <w:t>.feedata</w:t>
+            </w:r>
+            <w:proofErr w:type="spellEnd"/>
+            <w:r>
+              <w:rPr>
+                <w:rFonts w:ascii="BC Sans" w:eastAsia="BC Sans" w:hAnsi="BC Sans" w:cs="BC Sans"/>
+                <w:color w:val="000000"/>
+                <w:sz w:val="18"/>
+                <w:szCs w:val="18"/>
+              </w:rPr>
+              <w:t>.</w:t>
             </w:r>
             <w:r>
               <w:rPr>
@@ -1659,6 +2360,7 @@
               </w:rPr>
               <w:t xml:space="preserve"> </w:t>
             </w:r>
+            <w:proofErr w:type="spellStart"/>
             <w:r>
               <w:rPr>
                 <w:rFonts w:ascii="BC Sans" w:eastAsia="BC Sans" w:hAnsi="BC Sans" w:cs="BC Sans"/>
@@ -1668,6 +2370,7 @@
               </w:rPr>
               <w:t>estimatedhardcopypages</w:t>
             </w:r>
+            <w:proofErr w:type="spellEnd"/>
             <w:r>
               <w:rPr>
                 <w:rFonts w:ascii="BC Sans" w:eastAsia="BC Sans" w:hAnsi="BC Sans" w:cs="BC Sans"/>
@@ -1733,7 +2436,18 @@
                 <w:sz w:val="18"/>
                 <w:szCs w:val="18"/>
               </w:rPr>
-              <w:t>${d.</w:t>
+              <w:t>${</w:t>
+            </w:r>
+            <w:proofErr w:type="spellStart"/>
+            <w:proofErr w:type="gramStart"/>
+            <w:r>
+              <w:rPr>
+                <w:rFonts w:ascii="BC Sans" w:eastAsia="BC Sans" w:hAnsi="BC Sans" w:cs="BC Sans"/>
+                <w:color w:val="000000"/>
+                <w:sz w:val="18"/>
+                <w:szCs w:val="18"/>
+              </w:rPr>
+              <w:t>d.</w:t>
             </w:r>
             <w:r>
               <w:rPr>
@@ -1744,15 +2458,28 @@
               </w:rPr>
               <w:t>cfrfee</w:t>
             </w:r>
-            <w:r>
-              <w:rPr>
-                <w:rFonts w:ascii="BC Sans" w:eastAsia="BC Sans" w:hAnsi="BC Sans" w:cs="BC Sans"/>
-                <w:color w:val="000000"/>
-                <w:sz w:val="18"/>
-                <w:szCs w:val="18"/>
-              </w:rPr>
-              <w:t xml:space="preserve">.feedata. </w:t>
-            </w:r>
+            <w:proofErr w:type="gramEnd"/>
+            <w:r>
+              <w:rPr>
+                <w:rFonts w:ascii="BC Sans" w:eastAsia="BC Sans" w:hAnsi="BC Sans" w:cs="BC Sans"/>
+                <w:color w:val="000000"/>
+                <w:sz w:val="18"/>
+                <w:szCs w:val="18"/>
+              </w:rPr>
+              <w:t>.feedata</w:t>
+            </w:r>
+            <w:proofErr w:type="spellEnd"/>
+            <w:r>
+              <w:rPr>
+                <w:rFonts w:ascii="BC Sans" w:eastAsia="BC Sans" w:hAnsi="BC Sans" w:cs="BC Sans"/>
+                <w:color w:val="000000"/>
+                <w:sz w:val="18"/>
+                <w:szCs w:val="18"/>
+              </w:rPr>
+              <w:t xml:space="preserve">. </w:t>
+            </w:r>
+            <w:proofErr w:type="spellStart"/>
+            <w:proofErr w:type="gramStart"/>
             <w:r>
               <w:rPr>
                 <w:rFonts w:ascii="BC Sans" w:eastAsia="BC Sans" w:hAnsi="BC Sans" w:cs="BC Sans"/>
@@ -1769,7 +2496,18 @@
                 <w:sz w:val="18"/>
                 <w:szCs w:val="18"/>
               </w:rPr>
-              <w:t>:mul(</w:t>
+              <w:t>:mul</w:t>
+            </w:r>
+            <w:proofErr w:type="spellEnd"/>
+            <w:proofErr w:type="gramEnd"/>
+            <w:r>
+              <w:rPr>
+                <w:rFonts w:ascii="BC Sans" w:eastAsia="BC Sans" w:hAnsi="BC Sans" w:cs="BC Sans"/>
+                <w:color w:val="000000"/>
+                <w:sz w:val="18"/>
+                <w:szCs w:val="18"/>
+              </w:rPr>
+              <w:t>(</w:t>
             </w:r>
             <w:r>
               <w:rPr>
@@ -1790,14 +2528,36 @@
               <w:lastRenderedPageBreak/>
               <w:t>1</w:t>
             </w:r>
-            <w:r>
-              <w:rPr>
-                <w:rFonts w:ascii="BC Sans" w:eastAsia="BC Sans" w:hAnsi="BC Sans" w:cs="BC Sans"/>
-                <w:color w:val="000000"/>
-                <w:sz w:val="18"/>
-                <w:szCs w:val="18"/>
-              </w:rPr>
-              <w:t>):formatN(2)}</w:t>
+            <w:proofErr w:type="gramStart"/>
+            <w:r>
+              <w:rPr>
+                <w:rFonts w:ascii="BC Sans" w:eastAsia="BC Sans" w:hAnsi="BC Sans" w:cs="BC Sans"/>
+                <w:color w:val="000000"/>
+                <w:sz w:val="18"/>
+                <w:szCs w:val="18"/>
+              </w:rPr>
+              <w:t>):</w:t>
+            </w:r>
+            <w:proofErr w:type="spellStart"/>
+            <w:r>
+              <w:rPr>
+                <w:rFonts w:ascii="BC Sans" w:eastAsia="BC Sans" w:hAnsi="BC Sans" w:cs="BC Sans"/>
+                <w:color w:val="000000"/>
+                <w:sz w:val="18"/>
+                <w:szCs w:val="18"/>
+              </w:rPr>
+              <w:t>formatN</w:t>
+            </w:r>
+            <w:proofErr w:type="spellEnd"/>
+            <w:proofErr w:type="gramEnd"/>
+            <w:r>
+              <w:rPr>
+                <w:rFonts w:ascii="BC Sans" w:eastAsia="BC Sans" w:hAnsi="BC Sans" w:cs="BC Sans"/>
+                <w:color w:val="000000"/>
+                <w:sz w:val="18"/>
+                <w:szCs w:val="18"/>
+              </w:rPr>
+              <w:t>(2)}</w:t>
             </w:r>
           </w:p>
         </w:tc>
@@ -1856,7 +2616,18 @@
                 <w:sz w:val="18"/>
                 <w:szCs w:val="18"/>
               </w:rPr>
-              <w:t>${d.</w:t>
+              <w:t>${</w:t>
+            </w:r>
+            <w:proofErr w:type="spellStart"/>
+            <w:proofErr w:type="gramStart"/>
+            <w:r>
+              <w:rPr>
+                <w:rFonts w:ascii="BC Sans" w:eastAsia="BC Sans" w:hAnsi="BC Sans" w:cs="BC Sans"/>
+                <w:color w:val="000000"/>
+                <w:sz w:val="18"/>
+                <w:szCs w:val="18"/>
+              </w:rPr>
+              <w:t>d.</w:t>
             </w:r>
             <w:r>
               <w:rPr>
@@ -1867,15 +2638,28 @@
               </w:rPr>
               <w:t>cfrfee</w:t>
             </w:r>
-            <w:r>
-              <w:rPr>
-                <w:rFonts w:ascii="BC Sans" w:eastAsia="BC Sans" w:hAnsi="BC Sans" w:cs="BC Sans"/>
-                <w:color w:val="000000"/>
-                <w:sz w:val="18"/>
-                <w:szCs w:val="18"/>
-              </w:rPr>
-              <w:t xml:space="preserve">.feedata. </w:t>
-            </w:r>
+            <w:proofErr w:type="gramEnd"/>
+            <w:r>
+              <w:rPr>
+                <w:rFonts w:ascii="BC Sans" w:eastAsia="BC Sans" w:hAnsi="BC Sans" w:cs="BC Sans"/>
+                <w:color w:val="000000"/>
+                <w:sz w:val="18"/>
+                <w:szCs w:val="18"/>
+              </w:rPr>
+              <w:t>.feedata</w:t>
+            </w:r>
+            <w:proofErr w:type="spellEnd"/>
+            <w:r>
+              <w:rPr>
+                <w:rFonts w:ascii="BC Sans" w:eastAsia="BC Sans" w:hAnsi="BC Sans" w:cs="BC Sans"/>
+                <w:color w:val="000000"/>
+                <w:sz w:val="18"/>
+                <w:szCs w:val="18"/>
+              </w:rPr>
+              <w:t xml:space="preserve">. </w:t>
+            </w:r>
+            <w:proofErr w:type="spellStart"/>
+            <w:proofErr w:type="gramStart"/>
             <w:r>
               <w:rPr>
                 <w:rFonts w:ascii="BC Sans" w:eastAsia="BC Sans" w:hAnsi="BC Sans" w:cs="BC Sans"/>
@@ -1892,7 +2676,18 @@
                 <w:sz w:val="18"/>
                 <w:szCs w:val="18"/>
               </w:rPr>
-              <w:t>:mul(</w:t>
+              <w:t>:mul</w:t>
+            </w:r>
+            <w:proofErr w:type="spellEnd"/>
+            <w:proofErr w:type="gramEnd"/>
+            <w:r>
+              <w:rPr>
+                <w:rFonts w:ascii="BC Sans" w:eastAsia="BC Sans" w:hAnsi="BC Sans" w:cs="BC Sans"/>
+                <w:color w:val="000000"/>
+                <w:sz w:val="18"/>
+                <w:szCs w:val="18"/>
+              </w:rPr>
+              <w:t>(</w:t>
             </w:r>
             <w:r>
               <w:rPr>
@@ -1903,14 +2698,36 @@
               </w:rPr>
               <w:t>0.1</w:t>
             </w:r>
-            <w:r>
-              <w:rPr>
-                <w:rFonts w:ascii="BC Sans" w:eastAsia="BC Sans" w:hAnsi="BC Sans" w:cs="BC Sans"/>
-                <w:color w:val="000000"/>
-                <w:sz w:val="18"/>
-                <w:szCs w:val="18"/>
-              </w:rPr>
-              <w:t>):formatN(2)}</w:t>
+            <w:proofErr w:type="gramStart"/>
+            <w:r>
+              <w:rPr>
+                <w:rFonts w:ascii="BC Sans" w:eastAsia="BC Sans" w:hAnsi="BC Sans" w:cs="BC Sans"/>
+                <w:color w:val="000000"/>
+                <w:sz w:val="18"/>
+                <w:szCs w:val="18"/>
+              </w:rPr>
+              <w:t>):</w:t>
+            </w:r>
+            <w:proofErr w:type="spellStart"/>
+            <w:r>
+              <w:rPr>
+                <w:rFonts w:ascii="BC Sans" w:eastAsia="BC Sans" w:hAnsi="BC Sans" w:cs="BC Sans"/>
+                <w:color w:val="000000"/>
+                <w:sz w:val="18"/>
+                <w:szCs w:val="18"/>
+              </w:rPr>
+              <w:t>formatN</w:t>
+            </w:r>
+            <w:proofErr w:type="spellEnd"/>
+            <w:proofErr w:type="gramEnd"/>
+            <w:r>
+              <w:rPr>
+                <w:rFonts w:ascii="BC Sans" w:eastAsia="BC Sans" w:hAnsi="BC Sans" w:cs="BC Sans"/>
+                <w:color w:val="000000"/>
+                <w:sz w:val="18"/>
+                <w:szCs w:val="18"/>
+              </w:rPr>
+              <w:t>(2)}</w:t>
             </w:r>
           </w:p>
         </w:tc>
@@ -2083,8 +2900,10 @@
                 <w:sz w:val="18"/>
                 <w:szCs w:val="18"/>
               </w:rPr>
-              <w:t>${d.</w:t>
-            </w:r>
+              <w:t>${</w:t>
+            </w:r>
+            <w:proofErr w:type="spellStart"/>
+            <w:proofErr w:type="gramStart"/>
             <w:r>
               <w:rPr>
                 <w:rFonts w:ascii="BC Sans" w:eastAsia="BC Sans" w:hAnsi="BC Sans" w:cs="BC Sans"/>
@@ -2093,8 +2912,19 @@
                 <w:sz w:val="18"/>
                 <w:szCs w:val="18"/>
               </w:rPr>
+              <w:t>d.</w:t>
+            </w:r>
+            <w:r>
+              <w:rPr>
+                <w:rFonts w:ascii="BC Sans" w:eastAsia="BC Sans" w:hAnsi="BC Sans" w:cs="BC Sans"/>
+                <w:b/>
+                <w:color w:val="0A3266"/>
+                <w:sz w:val="18"/>
+                <w:szCs w:val="18"/>
+              </w:rPr>
               <w:t>cfrfee</w:t>
             </w:r>
+            <w:proofErr w:type="gramEnd"/>
             <w:r>
               <w:rPr>
                 <w:rFonts w:ascii="BC Sans" w:eastAsia="BC Sans" w:hAnsi="BC Sans" w:cs="BC Sans"/>
@@ -2103,7 +2933,30 @@
                 <w:sz w:val="18"/>
                 <w:szCs w:val="18"/>
               </w:rPr>
-              <w:t>.feedata.totalamountdue}</w:t>
+              <w:t>.</w:t>
+            </w:r>
+            <w:proofErr w:type="gramStart"/>
+            <w:r>
+              <w:rPr>
+                <w:rFonts w:ascii="BC Sans" w:eastAsia="BC Sans" w:hAnsi="BC Sans" w:cs="BC Sans"/>
+                <w:b/>
+                <w:color w:val="0A3266"/>
+                <w:sz w:val="18"/>
+                <w:szCs w:val="18"/>
+              </w:rPr>
+              <w:t>feedata.totalamountdue</w:t>
+            </w:r>
+            <w:proofErr w:type="spellEnd"/>
+            <w:proofErr w:type="gramEnd"/>
+            <w:r>
+              <w:rPr>
+                <w:rFonts w:ascii="BC Sans" w:eastAsia="BC Sans" w:hAnsi="BC Sans" w:cs="BC Sans"/>
+                <w:b/>
+                <w:color w:val="0A3266"/>
+                <w:sz w:val="18"/>
+                <w:szCs w:val="18"/>
+              </w:rPr>
+              <w:t>}</w:t>
             </w:r>
           </w:p>
           <w:p>
@@ -2267,7 +3120,53 @@
                 <w:sz w:val="18"/>
                 <w:szCs w:val="18"/>
               </w:rPr>
-              <w:t>${d.cfrfee.feedata.amountpaid}</w:t>
+              <w:t>${</w:t>
+            </w:r>
+            <w:proofErr w:type="spellStart"/>
+            <w:proofErr w:type="gramStart"/>
+            <w:r>
+              <w:rPr>
+                <w:rFonts w:ascii="BC Sans" w:eastAsia="BC Sans" w:hAnsi="BC Sans" w:cs="BC Sans"/>
+                <w:b/>
+                <w:color w:val="0A3266"/>
+                <w:sz w:val="18"/>
+                <w:szCs w:val="18"/>
+              </w:rPr>
+              <w:t>d.cfrfee</w:t>
+            </w:r>
+            <w:proofErr w:type="gramEnd"/>
+            <w:r>
+              <w:rPr>
+                <w:rFonts w:ascii="BC Sans" w:eastAsia="BC Sans" w:hAnsi="BC Sans" w:cs="BC Sans"/>
+                <w:b/>
+                <w:color w:val="0A3266"/>
+                <w:sz w:val="18"/>
+                <w:szCs w:val="18"/>
+              </w:rPr>
+              <w:t>.</w:t>
+            </w:r>
+            <w:proofErr w:type="gramStart"/>
+            <w:r>
+              <w:rPr>
+                <w:rFonts w:ascii="BC Sans" w:eastAsia="BC Sans" w:hAnsi="BC Sans" w:cs="BC Sans"/>
+                <w:b/>
+                <w:color w:val="0A3266"/>
+                <w:sz w:val="18"/>
+                <w:szCs w:val="18"/>
+              </w:rPr>
+              <w:t>feedata.amountpaid</w:t>
+            </w:r>
+            <w:proofErr w:type="spellEnd"/>
+            <w:proofErr w:type="gramEnd"/>
+            <w:r>
+              <w:rPr>
+                <w:rFonts w:ascii="BC Sans" w:eastAsia="BC Sans" w:hAnsi="BC Sans" w:cs="BC Sans"/>
+                <w:b/>
+                <w:color w:val="0A3266"/>
+                <w:sz w:val="18"/>
+                <w:szCs w:val="18"/>
+              </w:rPr>
+              <w:t>}</w:t>
             </w:r>
           </w:p>
         </w:tc>
@@ -2416,8 +3315,10 @@
                 <w:sz w:val="18"/>
                 <w:szCs w:val="18"/>
               </w:rPr>
-              <w:t>${d.</w:t>
-            </w:r>
+              <w:t>${</w:t>
+            </w:r>
+            <w:proofErr w:type="spellStart"/>
+            <w:proofErr w:type="gramStart"/>
             <w:r>
               <w:rPr>
                 <w:rFonts w:ascii="BC Sans" w:eastAsia="BC Sans" w:hAnsi="BC Sans" w:cs="BC Sans"/>
@@ -2426,8 +3327,42 @@
                 <w:sz w:val="18"/>
                 <w:szCs w:val="18"/>
               </w:rPr>
-              <w:t>cfrfee.feedata.balanceDue</w:t>
-            </w:r>
+              <w:t>d.</w:t>
+            </w:r>
+            <w:r>
+              <w:rPr>
+                <w:rFonts w:ascii="BC Sans" w:eastAsia="BC Sans" w:hAnsi="BC Sans" w:cs="BC Sans"/>
+                <w:b/>
+                <w:color w:val="A61C00"/>
+                <w:sz w:val="18"/>
+                <w:szCs w:val="18"/>
+              </w:rPr>
+              <w:t>cfrfee</w:t>
+            </w:r>
+            <w:proofErr w:type="gramEnd"/>
+            <w:r>
+              <w:rPr>
+                <w:rFonts w:ascii="BC Sans" w:eastAsia="BC Sans" w:hAnsi="BC Sans" w:cs="BC Sans"/>
+                <w:b/>
+                <w:color w:val="A61C00"/>
+                <w:sz w:val="18"/>
+                <w:szCs w:val="18"/>
+              </w:rPr>
+              <w:t>.</w:t>
+            </w:r>
+            <w:proofErr w:type="gramStart"/>
+            <w:r>
+              <w:rPr>
+                <w:rFonts w:ascii="BC Sans" w:eastAsia="BC Sans" w:hAnsi="BC Sans" w:cs="BC Sans"/>
+                <w:b/>
+                <w:color w:val="A61C00"/>
+                <w:sz w:val="18"/>
+                <w:szCs w:val="18"/>
+              </w:rPr>
+              <w:t>feedata.balanceDue</w:t>
+            </w:r>
+            <w:proofErr w:type="spellEnd"/>
+            <w:proofErr w:type="gramEnd"/>
             <w:r>
               <w:rPr>
                 <w:rFonts w:ascii="BC Sans" w:eastAsia="BC Sans" w:hAnsi="BC Sans" w:cs="BC Sans"/>
@@ -2599,7 +3534,29 @@
           <w:sz w:val="16"/>
           <w:szCs w:val="16"/>
         </w:rPr>
-        <w:t>Payment Method: {d.paymentInfo.cardType}</w:t>
+        <w:t>Payment Method: {</w:t>
+      </w:r>
+      <w:proofErr w:type="spellStart"/>
+      <w:proofErr w:type="gramStart"/>
+      <w:r>
+        <w:rPr>
+          <w:rFonts w:ascii="BC Sans" w:eastAsia="BC Sans" w:hAnsi="BC Sans" w:cs="BC Sans"/>
+          <w:color w:val="A6A6A6"/>
+          <w:sz w:val="16"/>
+          <w:szCs w:val="16"/>
+        </w:rPr>
+        <w:t>d.paymentInfo.cardType</w:t>
+      </w:r>
+      <w:proofErr w:type="spellEnd"/>
+      <w:proofErr w:type="gramEnd"/>
+      <w:r>
+        <w:rPr>
+          <w:rFonts w:ascii="BC Sans" w:eastAsia="BC Sans" w:hAnsi="BC Sans" w:cs="BC Sans"/>
+          <w:color w:val="A6A6A6"/>
+          <w:sz w:val="16"/>
+          <w:szCs w:val="16"/>
+        </w:rPr>
+        <w:t>}</w:t>
       </w:r>
     </w:p>
     <w:p>
@@ -2621,7 +3578,18 @@
           <w:sz w:val="16"/>
           <w:szCs w:val="16"/>
         </w:rPr>
-        <w:t>Order ID: {d.paymentInfo.</w:t>
+        <w:t>Order ID: {</w:t>
+      </w:r>
+      <w:proofErr w:type="spellStart"/>
+      <w:proofErr w:type="gramStart"/>
+      <w:r>
+        <w:rPr>
+          <w:rFonts w:ascii="BC Sans" w:eastAsia="BC Sans" w:hAnsi="BC Sans" w:cs="BC Sans"/>
+          <w:color w:val="A6A6A6"/>
+          <w:sz w:val="16"/>
+          <w:szCs w:val="16"/>
+        </w:rPr>
+        <w:t>d.paymentInfo.</w:t>
       </w:r>
       <w:r>
         <w:rPr>
@@ -2632,6 +3600,8 @@
         </w:rPr>
         <w:t>orderId</w:t>
       </w:r>
+      <w:proofErr w:type="spellEnd"/>
+      <w:proofErr w:type="gramEnd"/>
       <w:r>
         <w:rPr>
           <w:rFonts w:ascii="BC Sans" w:eastAsia="BC Sans" w:hAnsi="BC Sans" w:cs="BC Sans"/>
@@ -2886,7 +3856,15 @@
               <w:sz w:val="16"/>
               <w:szCs w:val="16"/>
             </w:rPr>
-            <w:t xml:space="preserve">FOI Operations                 </w:t>
+            <w:t>Access &amp; Information Management Branch</w:t>
+          </w:r>
+          <w:r>
+            <w:rPr>
+              <w:rFonts w:ascii="Times New Roman" w:eastAsia="Times New Roman" w:hAnsi="Times New Roman" w:cs="Times New Roman"/>
+              <w:sz w:val="16"/>
+              <w:szCs w:val="16"/>
+            </w:rPr>
+            <w:t xml:space="preserve">                 </w:t>
           </w:r>
         </w:p>
         <w:p>
@@ -2954,7 +3932,25 @@
               <w:sz w:val="16"/>
               <w:szCs w:val="16"/>
             </w:rPr>
-            <w:t xml:space="preserve">PO Box 9569 Stn Prov Govt               </w:t>
+            <w:t xml:space="preserve">PO Box 9569 </w:t>
+          </w:r>
+          <w:proofErr w:type="spellStart"/>
+          <w:r>
+            <w:rPr>
+              <w:rFonts w:ascii="Times New Roman" w:eastAsia="Times New Roman" w:hAnsi="Times New Roman" w:cs="Times New Roman"/>
+              <w:sz w:val="16"/>
+              <w:szCs w:val="16"/>
+            </w:rPr>
+            <w:t>Stn</w:t>
+          </w:r>
+          <w:proofErr w:type="spellEnd"/>
+          <w:r>
+            <w:rPr>
+              <w:rFonts w:ascii="Times New Roman" w:eastAsia="Times New Roman" w:hAnsi="Times New Roman" w:cs="Times New Roman"/>
+              <w:sz w:val="16"/>
+              <w:szCs w:val="16"/>
+            </w:rPr>
+            <w:t xml:space="preserve"> Prov Govt               </w:t>
           </w:r>
         </w:p>
         <w:p>
@@ -2976,7 +3972,25 @@
               <w:sz w:val="16"/>
               <w:szCs w:val="16"/>
             </w:rPr>
-            <w:t>Victoria BC  V8W 9</w:t>
+            <w:t xml:space="preserve">Victoria </w:t>
+          </w:r>
+          <w:proofErr w:type="gramStart"/>
+          <w:r>
+            <w:rPr>
+              <w:rFonts w:ascii="Times New Roman" w:eastAsia="Times New Roman" w:hAnsi="Times New Roman" w:cs="Times New Roman"/>
+              <w:sz w:val="16"/>
+              <w:szCs w:val="16"/>
+            </w:rPr>
+            <w:t>BC  V</w:t>
+          </w:r>
+          <w:proofErr w:type="gramEnd"/>
+          <w:r>
+            <w:rPr>
+              <w:rFonts w:ascii="Times New Roman" w:eastAsia="Times New Roman" w:hAnsi="Times New Roman" w:cs="Times New Roman"/>
+              <w:sz w:val="16"/>
+              <w:szCs w:val="16"/>
+            </w:rPr>
+            <w:t>8W 9</w:t>
           </w:r>
           <w:r>
             <w:rPr>
@@ -3098,6 +4112,7 @@
             </w:r>
           </w:hyperlink>
           <w:hyperlink r:id="rId4">
+            <w:proofErr w:type="spellStart"/>
             <w:r>
               <w:rPr>
                 <w:rFonts w:ascii="Times New Roman" w:eastAsia="Times New Roman" w:hAnsi="Times New Roman" w:cs="Times New Roman"/>
@@ -3106,7 +4121,18 @@
                 <w:szCs w:val="16"/>
                 <w:u w:val="single"/>
               </w:rPr>
-              <w:t>freedomofinformation/</w:t>
+              <w:t>freedomofinformation</w:t>
+            </w:r>
+            <w:proofErr w:type="spellEnd"/>
+            <w:r>
+              <w:rPr>
+                <w:rFonts w:ascii="Times New Roman" w:eastAsia="Times New Roman" w:hAnsi="Times New Roman" w:cs="Times New Roman"/>
+                <w:color w:val="0563C1"/>
+                <w:sz w:val="16"/>
+                <w:szCs w:val="16"/>
+                <w:u w:val="single"/>
+              </w:rPr>
+              <w:t>/</w:t>
             </w:r>
           </w:hyperlink>
         </w:p>
@@ -3681,7 +4707,27 @@
               <w:sz w:val="28"/>
               <w:szCs w:val="28"/>
             </w:rPr>
-            <w:t>Transaction # {d.paymentInfo.transactionId}</w:t>
+            <w:t>Transaction # {</w:t>
+          </w:r>
+          <w:proofErr w:type="spellStart"/>
+          <w:proofErr w:type="gramStart"/>
+          <w:r>
+            <w:rPr>
+              <w:rFonts w:ascii="BC Sans" w:hAnsi="BC Sans"/>
+              <w:sz w:val="28"/>
+              <w:szCs w:val="28"/>
+            </w:rPr>
+            <w:t>d.paymentInfo.transactionId</w:t>
+          </w:r>
+          <w:proofErr w:type="spellEnd"/>
+          <w:proofErr w:type="gramEnd"/>
+          <w:r>
+            <w:rPr>
+              <w:rFonts w:ascii="BC Sans" w:hAnsi="BC Sans"/>
+              <w:sz w:val="28"/>
+              <w:szCs w:val="28"/>
+            </w:rPr>
+            <w:t>}</w:t>
           </w:r>
         </w:p>
       </w:tc>

--- a/request-management-api/request_api/receipt_templates/cfr_fee_payment_receipt.docx
+++ b/request-management-api/request_api/receipt_templates/cfr_fee_payment_receipt.docx
@@ -79,26 +79,7 @@
                 <w:sz w:val="18"/>
                 <w:szCs w:val="18"/>
               </w:rPr>
-              <w:t>{</w:t>
-            </w:r>
-            <w:proofErr w:type="spellStart"/>
-            <w:proofErr w:type="gramStart"/>
-            <w:r>
-              <w:rPr>
-                <w:rFonts w:ascii="BC Sans" w:eastAsia="BC Sans" w:hAnsi="BC Sans" w:cs="BC Sans"/>
-                <w:sz w:val="18"/>
-                <w:szCs w:val="18"/>
-              </w:rPr>
-              <w:t>d.firstName</w:t>
-            </w:r>
-            <w:proofErr w:type="spellEnd"/>
-            <w:r>
-              <w:rPr>
-                <w:rFonts w:ascii="BC Sans" w:eastAsia="BC Sans" w:hAnsi="BC Sans" w:cs="BC Sans"/>
-                <w:sz w:val="18"/>
-                <w:szCs w:val="18"/>
-              </w:rPr>
-              <w:t>}</w:t>
+              <w:t>{d.firstName}</w:t>
             </w:r>
             <w:r>
               <w:rPr>
@@ -114,26 +95,7 @@
                 <w:sz w:val="18"/>
                 <w:szCs w:val="18"/>
               </w:rPr>
-              <w:t>{</w:t>
-            </w:r>
-            <w:proofErr w:type="spellStart"/>
-            <w:r>
-              <w:rPr>
-                <w:rFonts w:ascii="BC Sans" w:eastAsia="BC Sans" w:hAnsi="BC Sans" w:cs="BC Sans"/>
-                <w:sz w:val="18"/>
-                <w:szCs w:val="18"/>
-              </w:rPr>
-              <w:t>d.lastName</w:t>
-            </w:r>
-            <w:proofErr w:type="spellEnd"/>
-            <w:proofErr w:type="gramEnd"/>
-            <w:r>
-              <w:rPr>
-                <w:rFonts w:ascii="BC Sans" w:eastAsia="BC Sans" w:hAnsi="BC Sans" w:cs="BC Sans"/>
-                <w:sz w:val="18"/>
-                <w:szCs w:val="18"/>
-              </w:rPr>
-              <w:t>}</w:t>
+              <w:t>{d.lastName}</w:t>
             </w:r>
           </w:p>
         </w:tc>
@@ -242,17 +204,7 @@
                 <w:sz w:val="18"/>
                 <w:szCs w:val="18"/>
               </w:rPr>
-              <w:t>{</w:t>
-            </w:r>
-            <w:proofErr w:type="spellStart"/>
-            <w:proofErr w:type="gramStart"/>
-            <w:r>
-              <w:rPr>
-                <w:rFonts w:ascii="BC Sans" w:eastAsia="BC Sans" w:hAnsi="BC Sans" w:cs="BC Sans"/>
-                <w:sz w:val="18"/>
-                <w:szCs w:val="18"/>
-              </w:rPr>
-              <w:t>d.</w:t>
+              <w:t>{d.</w:t>
             </w:r>
             <w:r>
               <w:rPr>
@@ -270,8 +222,6 @@
               </w:rPr>
               <w:t>paymentDate</w:t>
             </w:r>
-            <w:proofErr w:type="spellEnd"/>
-            <w:proofErr w:type="gramEnd"/>
             <w:r>
               <w:rPr>
                 <w:rFonts w:ascii="BC Sans" w:eastAsia="BC Sans" w:hAnsi="BC Sans" w:cs="BC Sans"/>
@@ -389,27 +339,7 @@
                 <w:sz w:val="18"/>
                 <w:szCs w:val="18"/>
               </w:rPr>
-              <w:t>{</w:t>
-            </w:r>
-            <w:proofErr w:type="spellStart"/>
-            <w:proofErr w:type="gramStart"/>
-            <w:r>
-              <w:rPr>
-                <w:rFonts w:ascii="BC Sans" w:eastAsia="BC Sans" w:hAnsi="BC Sans" w:cs="BC Sans"/>
-                <w:sz w:val="18"/>
-                <w:szCs w:val="18"/>
-              </w:rPr>
-              <w:t>d.axisRequestId</w:t>
-            </w:r>
-            <w:proofErr w:type="spellEnd"/>
-            <w:proofErr w:type="gramEnd"/>
-            <w:r>
-              <w:rPr>
-                <w:rFonts w:ascii="BC Sans" w:eastAsia="BC Sans" w:hAnsi="BC Sans" w:cs="BC Sans"/>
-                <w:sz w:val="18"/>
-                <w:szCs w:val="18"/>
-              </w:rPr>
-              <w:t>}</w:t>
+              <w:t>{d.axisRequestId}</w:t>
             </w:r>
           </w:p>
         </w:tc>
@@ -821,19 +751,8 @@
                 <w:sz w:val="18"/>
                 <w:szCs w:val="18"/>
               </w:rPr>
-              <w:t xml:space="preserve">Locating &amp; </w:t>
-            </w:r>
-            <w:proofErr w:type="gramStart"/>
-            <w:r>
-              <w:rPr>
-                <w:rFonts w:ascii="BC Sans" w:eastAsia="BC Sans" w:hAnsi="BC Sans" w:cs="BC Sans"/>
-                <w:color w:val="000000"/>
-                <w:sz w:val="18"/>
-                <w:szCs w:val="18"/>
-              </w:rPr>
-              <w:t>Retrieving</w:t>
-            </w:r>
-            <w:proofErr w:type="gramEnd"/>
+              <w:t>Locating &amp; Retrieving</w:t>
+            </w:r>
           </w:p>
         </w:tc>
         <w:tc>
@@ -861,18 +780,101 @@
                 <w:sz w:val="18"/>
                 <w:szCs w:val="18"/>
               </w:rPr>
+              <w:t>{d.</w:t>
+            </w:r>
+            <w:r>
+              <w:rPr>
+                <w:rFonts w:ascii="BC Sans" w:eastAsia="BC Sans" w:hAnsi="BC Sans" w:cs="BC Sans"/>
+                <w:color w:val="000000"/>
+                <w:sz w:val="18"/>
+                <w:szCs w:val="18"/>
+              </w:rPr>
+              <w:t>cfrfee</w:t>
+            </w:r>
+            <w:r>
+              <w:rPr>
+                <w:rFonts w:ascii="BC Sans" w:eastAsia="BC Sans" w:hAnsi="BC Sans" w:cs="BC Sans"/>
+                <w:color w:val="000000"/>
+                <w:sz w:val="18"/>
+                <w:szCs w:val="18"/>
+              </w:rPr>
+              <w:t>.feedata.estimatedlocatinghrs}</w:t>
+            </w:r>
+          </w:p>
+        </w:tc>
+        <w:tc>
+          <w:tcPr>
+            <w:tcW w:w="855" w:type="dxa"/>
+            <w:vAlign w:val="center"/>
+          </w:tcPr>
+          <w:p>
+            <w:pPr>
+              <w:tabs>
+                <w:tab w:val="left" w:pos="5575"/>
+              </w:tabs>
+              <w:jc w:val="center"/>
+              <w:rPr>
+                <w:rFonts w:ascii="BC Sans" w:eastAsia="BC Sans" w:hAnsi="BC Sans" w:cs="BC Sans"/>
+                <w:color w:val="000000"/>
+                <w:sz w:val="18"/>
+                <w:szCs w:val="18"/>
+              </w:rPr>
+            </w:pPr>
+            <w:r>
+              <w:rPr>
+                <w:rFonts w:ascii="BC Sans" w:eastAsia="BC Sans" w:hAnsi="BC Sans" w:cs="BC Sans"/>
+                <w:color w:val="000000"/>
+                <w:sz w:val="18"/>
+                <w:szCs w:val="18"/>
+              </w:rPr>
+              <w:t>$30.00</w:t>
+            </w:r>
+          </w:p>
+        </w:tc>
+        <w:tc>
+          <w:tcPr>
+            <w:tcW w:w="992" w:type="dxa"/>
+            <w:vAlign w:val="center"/>
+          </w:tcPr>
+          <w:p>
+            <w:pPr>
+              <w:tabs>
+                <w:tab w:val="left" w:pos="5575"/>
+              </w:tabs>
+              <w:jc w:val="center"/>
+              <w:rPr>
+                <w:rFonts w:ascii="BC Sans" w:eastAsia="BC Sans" w:hAnsi="BC Sans" w:cs="BC Sans"/>
+                <w:color w:val="000000"/>
+                <w:sz w:val="18"/>
+                <w:szCs w:val="18"/>
+              </w:rPr>
+            </w:pPr>
+            <w:r>
+              <w:rPr>
+                <w:rFonts w:ascii="BC Sans" w:eastAsia="BC Sans" w:hAnsi="BC Sans" w:cs="BC Sans"/>
+                <w:color w:val="000000"/>
+                <w:sz w:val="18"/>
+                <w:szCs w:val="18"/>
+              </w:rPr>
+              <w:t>$</w:t>
+            </w:r>
+            <w:r>
+              <w:rPr>
+                <w:rFonts w:ascii="BC Sans" w:eastAsia="BC Sans" w:hAnsi="BC Sans" w:cs="BC Sans"/>
+                <w:color w:val="000000"/>
+                <w:sz w:val="18"/>
+                <w:szCs w:val="18"/>
+              </w:rPr>
               <w:t>{</w:t>
             </w:r>
-            <w:proofErr w:type="spellStart"/>
-            <w:proofErr w:type="gramStart"/>
-            <w:r>
-              <w:rPr>
-                <w:rFonts w:ascii="BC Sans" w:eastAsia="BC Sans" w:hAnsi="BC Sans" w:cs="BC Sans"/>
-                <w:color w:val="000000"/>
-                <w:sz w:val="18"/>
-                <w:szCs w:val="18"/>
-              </w:rPr>
-              <w:t>d.</w:t>
+            <w:r>
+              <w:rPr>
+                <w:rFonts w:ascii="BC Sans" w:eastAsia="BC Sans" w:hAnsi="BC Sans" w:cs="BC Sans"/>
+                <w:color w:val="000000"/>
+                <w:sz w:val="18"/>
+                <w:szCs w:val="18"/>
+              </w:rPr>
+              <w:t xml:space="preserve"> d.</w:t>
             </w:r>
             <w:r>
               <w:rPr>
@@ -883,7 +885,118 @@
               </w:rPr>
               <w:t>cfrfee</w:t>
             </w:r>
-            <w:proofErr w:type="gramEnd"/>
+            <w:r>
+              <w:rPr>
+                <w:rFonts w:ascii="BC Sans" w:eastAsia="BC Sans" w:hAnsi="BC Sans" w:cs="BC Sans"/>
+                <w:color w:val="000000"/>
+                <w:sz w:val="18"/>
+                <w:szCs w:val="18"/>
+              </w:rPr>
+              <w:t>.feedata.estimatedlocatinghrs:mul(30):formatN(2)</w:t>
+            </w:r>
+            <w:r>
+              <w:rPr>
+                <w:rFonts w:ascii="BC Sans" w:eastAsia="BC Sans" w:hAnsi="BC Sans" w:cs="BC Sans"/>
+                <w:color w:val="000000"/>
+                <w:sz w:val="18"/>
+                <w:szCs w:val="18"/>
+              </w:rPr>
+              <w:t>}</w:t>
+            </w:r>
+          </w:p>
+        </w:tc>
+        <w:tc>
+          <w:tcPr>
+            <w:tcW w:w="1985" w:type="dxa"/>
+            <w:vAlign w:val="center"/>
+          </w:tcPr>
+          <w:p>
+            <w:pPr>
+              <w:tabs>
+                <w:tab w:val="left" w:pos="5575"/>
+              </w:tabs>
+              <w:jc w:val="center"/>
+              <w:rPr>
+                <w:rFonts w:ascii="BC Sans" w:eastAsia="BC Sans" w:hAnsi="BC Sans" w:cs="BC Sans"/>
+                <w:color w:val="000000"/>
+                <w:sz w:val="18"/>
+                <w:szCs w:val="18"/>
+              </w:rPr>
+            </w:pPr>
+            <w:r>
+              <w:rPr>
+                <w:rFonts w:ascii="BC Sans" w:eastAsia="BC Sans" w:hAnsi="BC Sans" w:cs="BC Sans"/>
+                <w:color w:val="000000"/>
+                <w:sz w:val="18"/>
+                <w:szCs w:val="18"/>
+              </w:rPr>
+              <w:t>${ d.waivedAmount:formatN(2)}</w:t>
+            </w:r>
+          </w:p>
+        </w:tc>
+        <w:tc>
+          <w:tcPr>
+            <w:tcW w:w="1399" w:type="dxa"/>
+            <w:vAlign w:val="center"/>
+          </w:tcPr>
+          <w:p>
+            <w:pPr>
+              <w:tabs>
+                <w:tab w:val="left" w:pos="5575"/>
+              </w:tabs>
+              <w:jc w:val="center"/>
+              <w:rPr>
+                <w:rFonts w:ascii="BC Sans" w:eastAsia="BC Sans" w:hAnsi="BC Sans" w:cs="BC Sans"/>
+                <w:color w:val="000000"/>
+                <w:sz w:val="18"/>
+                <w:szCs w:val="18"/>
+              </w:rPr>
+            </w:pPr>
+            <w:r>
+              <w:rPr>
+                <w:rFonts w:ascii="BC Sans" w:eastAsia="BC Sans" w:hAnsi="BC Sans" w:cs="BC Sans"/>
+                <w:color w:val="000000"/>
+                <w:sz w:val="18"/>
+                <w:szCs w:val="18"/>
+              </w:rPr>
+              <w:t>${</w:t>
+            </w:r>
+            <w:r>
+              <w:rPr>
+                <w:rFonts w:ascii="BC Sans" w:eastAsia="BC Sans" w:hAnsi="BC Sans" w:cs="BC Sans"/>
+                <w:color w:val="000000"/>
+                <w:sz w:val="18"/>
+                <w:szCs w:val="18"/>
+              </w:rPr>
+              <w:t xml:space="preserve"> d.</w:t>
+            </w:r>
+            <w:r>
+              <w:rPr>
+                <w:rFonts w:ascii="BC Sans" w:eastAsia="BC Sans" w:hAnsi="BC Sans" w:cs="BC Sans"/>
+                <w:color w:val="000000"/>
+                <w:sz w:val="18"/>
+                <w:szCs w:val="18"/>
+              </w:rPr>
+              <w:t>cfrfee</w:t>
+            </w:r>
+            <w:r>
+              <w:rPr>
+                <w:rFonts w:ascii="BC Sans" w:eastAsia="BC Sans" w:hAnsi="BC Sans" w:cs="BC Sans"/>
+                <w:color w:val="000000"/>
+                <w:sz w:val="18"/>
+                <w:szCs w:val="18"/>
+              </w:rPr>
+              <w:t>.feedata.estimatedlocatinghrs:mul(30)</w:t>
+            </w:r>
+            <w:r>
+              <w:rPr>
+                <w:rFonts w:ascii="BC Sans" w:eastAsia="BC Sans" w:hAnsi="BC Sans" w:cs="BC Sans"/>
+                <w:color w:val="000000"/>
+                <w:sz w:val="18"/>
+                <w:szCs w:val="18"/>
+              </w:rPr>
+              <w:t>:sub(</w:t>
+            </w:r>
             <w:r>
               <w:rPr>
                 <w:rFonts w:ascii="BC Sans" w:eastAsia="BC Sans" w:hAnsi="BC Sans" w:cs="BC Sans"/>
@@ -893,115 +1006,6 @@
               </w:rPr>
               <w:t>.</w:t>
             </w:r>
-            <w:proofErr w:type="gramStart"/>
-            <w:r>
-              <w:rPr>
-                <w:rFonts w:ascii="BC Sans" w:eastAsia="BC Sans" w:hAnsi="BC Sans" w:cs="BC Sans"/>
-                <w:color w:val="000000"/>
-                <w:sz w:val="18"/>
-                <w:szCs w:val="18"/>
-              </w:rPr>
-              <w:t>feedata.estimatedlocatinghrs</w:t>
-            </w:r>
-            <w:proofErr w:type="spellEnd"/>
-            <w:proofErr w:type="gramEnd"/>
-            <w:r>
-              <w:rPr>
-                <w:rFonts w:ascii="BC Sans" w:eastAsia="BC Sans" w:hAnsi="BC Sans" w:cs="BC Sans"/>
-                <w:color w:val="000000"/>
-                <w:sz w:val="18"/>
-                <w:szCs w:val="18"/>
-              </w:rPr>
-              <w:t>}</w:t>
-            </w:r>
-          </w:p>
-        </w:tc>
-        <w:tc>
-          <w:tcPr>
-            <w:tcW w:w="855" w:type="dxa"/>
-            <w:vAlign w:val="center"/>
-          </w:tcPr>
-          <w:p>
-            <w:pPr>
-              <w:tabs>
-                <w:tab w:val="left" w:pos="5575"/>
-              </w:tabs>
-              <w:jc w:val="center"/>
-              <w:rPr>
-                <w:rFonts w:ascii="BC Sans" w:eastAsia="BC Sans" w:hAnsi="BC Sans" w:cs="BC Sans"/>
-                <w:color w:val="000000"/>
-                <w:sz w:val="18"/>
-                <w:szCs w:val="18"/>
-              </w:rPr>
-            </w:pPr>
-            <w:r>
-              <w:rPr>
-                <w:rFonts w:ascii="BC Sans" w:eastAsia="BC Sans" w:hAnsi="BC Sans" w:cs="BC Sans"/>
-                <w:color w:val="000000"/>
-                <w:sz w:val="18"/>
-                <w:szCs w:val="18"/>
-              </w:rPr>
-              <w:t>$30.00</w:t>
-            </w:r>
-          </w:p>
-        </w:tc>
-        <w:tc>
-          <w:tcPr>
-            <w:tcW w:w="992" w:type="dxa"/>
-            <w:vAlign w:val="center"/>
-          </w:tcPr>
-          <w:p>
-            <w:pPr>
-              <w:tabs>
-                <w:tab w:val="left" w:pos="5575"/>
-              </w:tabs>
-              <w:jc w:val="center"/>
-              <w:rPr>
-                <w:rFonts w:ascii="BC Sans" w:eastAsia="BC Sans" w:hAnsi="BC Sans" w:cs="BC Sans"/>
-                <w:color w:val="000000"/>
-                <w:sz w:val="18"/>
-                <w:szCs w:val="18"/>
-              </w:rPr>
-            </w:pPr>
-            <w:proofErr w:type="gramStart"/>
-            <w:r>
-              <w:rPr>
-                <w:rFonts w:ascii="BC Sans" w:eastAsia="BC Sans" w:hAnsi="BC Sans" w:cs="BC Sans"/>
-                <w:color w:val="000000"/>
-                <w:sz w:val="18"/>
-                <w:szCs w:val="18"/>
-              </w:rPr>
-              <w:t>$</w:t>
-            </w:r>
-            <w:r>
-              <w:rPr>
-                <w:rFonts w:ascii="BC Sans" w:eastAsia="BC Sans" w:hAnsi="BC Sans" w:cs="BC Sans"/>
-                <w:color w:val="000000"/>
-                <w:sz w:val="18"/>
-                <w:szCs w:val="18"/>
-              </w:rPr>
-              <w:t>{</w:t>
-            </w:r>
-            <w:r>
-              <w:rPr>
-                <w:rFonts w:ascii="BC Sans" w:eastAsia="BC Sans" w:hAnsi="BC Sans" w:cs="BC Sans"/>
-                <w:color w:val="000000"/>
-                <w:sz w:val="18"/>
-                <w:szCs w:val="18"/>
-              </w:rPr>
-              <w:t xml:space="preserve"> </w:t>
-            </w:r>
-            <w:proofErr w:type="spellStart"/>
-            <w:r>
-              <w:rPr>
-                <w:rFonts w:ascii="BC Sans" w:eastAsia="BC Sans" w:hAnsi="BC Sans" w:cs="BC Sans"/>
-                <w:color w:val="000000"/>
-                <w:sz w:val="18"/>
-                <w:szCs w:val="18"/>
-              </w:rPr>
-              <w:t>d</w:t>
-            </w:r>
-            <w:proofErr w:type="gramEnd"/>
             <w:r>
               <w:rPr>
                 <w:rFonts w:ascii="BC Sans" w:eastAsia="BC Sans" w:hAnsi="BC Sans" w:cs="BC Sans"/>
@@ -1011,26 +1015,6 @@
               </w:rPr>
               <w:t>.</w:t>
             </w:r>
-            <w:proofErr w:type="gramStart"/>
-            <w:r>
-              <w:rPr>
-                <w:rFonts w:ascii="BC Sans" w:eastAsia="BC Sans" w:hAnsi="BC Sans" w:cs="BC Sans"/>
-                <w:color w:val="000000"/>
-                <w:sz w:val="18"/>
-                <w:szCs w:val="18"/>
-              </w:rPr>
-              <w:t>cfrfee</w:t>
-            </w:r>
-            <w:r>
-              <w:rPr>
-                <w:rFonts w:ascii="BC Sans" w:eastAsia="BC Sans" w:hAnsi="BC Sans" w:cs="BC Sans"/>
-                <w:color w:val="000000"/>
-                <w:sz w:val="18"/>
-                <w:szCs w:val="18"/>
-              </w:rPr>
-              <w:t>.feedata</w:t>
-            </w:r>
-            <w:proofErr w:type="gramEnd"/>
             <w:r>
               <w:rPr>
                 <w:rFonts w:ascii="BC Sans" w:eastAsia="BC Sans" w:hAnsi="BC Sans" w:cs="BC Sans"/>
@@ -1040,237 +1024,15 @@
               </w:rPr>
               <w:t>.</w:t>
             </w:r>
-            <w:proofErr w:type="gramStart"/>
-            <w:r>
-              <w:rPr>
-                <w:rFonts w:ascii="BC Sans" w:eastAsia="BC Sans" w:hAnsi="BC Sans" w:cs="BC Sans"/>
-                <w:color w:val="000000"/>
-                <w:sz w:val="18"/>
-                <w:szCs w:val="18"/>
-              </w:rPr>
-              <w:t>estimatedlocatinghrs:mul</w:t>
-            </w:r>
-            <w:proofErr w:type="spellEnd"/>
-            <w:proofErr w:type="gramEnd"/>
-            <w:r>
-              <w:rPr>
-                <w:rFonts w:ascii="BC Sans" w:eastAsia="BC Sans" w:hAnsi="BC Sans" w:cs="BC Sans"/>
-                <w:color w:val="000000"/>
-                <w:sz w:val="18"/>
-                <w:szCs w:val="18"/>
-              </w:rPr>
-              <w:t>(30</w:t>
-            </w:r>
-            <w:proofErr w:type="gramStart"/>
-            <w:r>
-              <w:rPr>
-                <w:rFonts w:ascii="BC Sans" w:eastAsia="BC Sans" w:hAnsi="BC Sans" w:cs="BC Sans"/>
-                <w:color w:val="000000"/>
-                <w:sz w:val="18"/>
-                <w:szCs w:val="18"/>
-              </w:rPr>
-              <w:t>):</w:t>
-            </w:r>
-            <w:proofErr w:type="spellStart"/>
-            <w:r>
-              <w:rPr>
-                <w:rFonts w:ascii="BC Sans" w:eastAsia="BC Sans" w:hAnsi="BC Sans" w:cs="BC Sans"/>
-                <w:color w:val="000000"/>
-                <w:sz w:val="18"/>
-                <w:szCs w:val="18"/>
-              </w:rPr>
-              <w:t>formatN</w:t>
-            </w:r>
-            <w:proofErr w:type="spellEnd"/>
-            <w:proofErr w:type="gramEnd"/>
-            <w:r>
-              <w:rPr>
-                <w:rFonts w:ascii="BC Sans" w:eastAsia="BC Sans" w:hAnsi="BC Sans" w:cs="BC Sans"/>
-                <w:color w:val="000000"/>
-                <w:sz w:val="18"/>
-                <w:szCs w:val="18"/>
-              </w:rPr>
-              <w:t>(2)</w:t>
-            </w:r>
-            <w:r>
-              <w:rPr>
-                <w:rFonts w:ascii="BC Sans" w:eastAsia="BC Sans" w:hAnsi="BC Sans" w:cs="BC Sans"/>
-                <w:color w:val="000000"/>
-                <w:sz w:val="18"/>
-                <w:szCs w:val="18"/>
-              </w:rPr>
-              <w:t>}</w:t>
-            </w:r>
-          </w:p>
-        </w:tc>
-        <w:tc>
-          <w:tcPr>
-            <w:tcW w:w="1985" w:type="dxa"/>
-            <w:vAlign w:val="center"/>
-          </w:tcPr>
-          <w:p>
-            <w:pPr>
-              <w:tabs>
-                <w:tab w:val="left" w:pos="5575"/>
-              </w:tabs>
-              <w:jc w:val="center"/>
-              <w:rPr>
-                <w:rFonts w:ascii="BC Sans" w:eastAsia="BC Sans" w:hAnsi="BC Sans" w:cs="BC Sans"/>
-                <w:color w:val="000000"/>
-                <w:sz w:val="18"/>
-                <w:szCs w:val="18"/>
-              </w:rPr>
-            </w:pPr>
-            <w:proofErr w:type="gramStart"/>
-            <w:r>
-              <w:rPr>
-                <w:rFonts w:ascii="BC Sans" w:eastAsia="BC Sans" w:hAnsi="BC Sans" w:cs="BC Sans"/>
-                <w:color w:val="000000"/>
-                <w:sz w:val="18"/>
-                <w:szCs w:val="18"/>
-              </w:rPr>
-              <w:t xml:space="preserve">${ </w:t>
-            </w:r>
-            <w:proofErr w:type="spellStart"/>
-            <w:r>
-              <w:rPr>
-                <w:rFonts w:ascii="BC Sans" w:eastAsia="BC Sans" w:hAnsi="BC Sans" w:cs="BC Sans"/>
-                <w:color w:val="000000"/>
-                <w:sz w:val="18"/>
-                <w:szCs w:val="18"/>
-              </w:rPr>
-              <w:t>d</w:t>
-            </w:r>
-            <w:proofErr w:type="gramEnd"/>
-            <w:r>
-              <w:rPr>
-                <w:rFonts w:ascii="BC Sans" w:eastAsia="BC Sans" w:hAnsi="BC Sans" w:cs="BC Sans"/>
-                <w:color w:val="000000"/>
-                <w:sz w:val="18"/>
-                <w:szCs w:val="18"/>
-              </w:rPr>
-              <w:t>.</w:t>
-            </w:r>
-            <w:proofErr w:type="gramStart"/>
-            <w:r>
-              <w:rPr>
-                <w:rFonts w:ascii="BC Sans" w:eastAsia="BC Sans" w:hAnsi="BC Sans" w:cs="BC Sans"/>
-                <w:color w:val="000000"/>
-                <w:sz w:val="18"/>
-                <w:szCs w:val="18"/>
-              </w:rPr>
-              <w:t>waivedAmount:formatN</w:t>
-            </w:r>
-            <w:proofErr w:type="spellEnd"/>
-            <w:proofErr w:type="gramEnd"/>
-            <w:r>
-              <w:rPr>
-                <w:rFonts w:ascii="BC Sans" w:eastAsia="BC Sans" w:hAnsi="BC Sans" w:cs="BC Sans"/>
-                <w:color w:val="000000"/>
-                <w:sz w:val="18"/>
-                <w:szCs w:val="18"/>
-              </w:rPr>
-              <w:t>(2)}</w:t>
-            </w:r>
-          </w:p>
-        </w:tc>
-        <w:tc>
-          <w:tcPr>
-            <w:tcW w:w="1399" w:type="dxa"/>
-            <w:vAlign w:val="center"/>
-          </w:tcPr>
-          <w:p>
-            <w:pPr>
-              <w:tabs>
-                <w:tab w:val="left" w:pos="5575"/>
-              </w:tabs>
-              <w:jc w:val="center"/>
-              <w:rPr>
-                <w:rFonts w:ascii="BC Sans" w:eastAsia="BC Sans" w:hAnsi="BC Sans" w:cs="BC Sans"/>
-                <w:color w:val="000000"/>
-                <w:sz w:val="18"/>
-                <w:szCs w:val="18"/>
-              </w:rPr>
-            </w:pPr>
-            <w:proofErr w:type="gramStart"/>
-            <w:r>
-              <w:rPr>
-                <w:rFonts w:ascii="BC Sans" w:eastAsia="BC Sans" w:hAnsi="BC Sans" w:cs="BC Sans"/>
-                <w:color w:val="000000"/>
-                <w:sz w:val="18"/>
-                <w:szCs w:val="18"/>
-              </w:rPr>
-              <w:t>${</w:t>
-            </w:r>
-            <w:r>
-              <w:rPr>
-                <w:rFonts w:ascii="BC Sans" w:eastAsia="BC Sans" w:hAnsi="BC Sans" w:cs="BC Sans"/>
-                <w:color w:val="000000"/>
-                <w:sz w:val="18"/>
-                <w:szCs w:val="18"/>
-              </w:rPr>
-              <w:t xml:space="preserve"> d</w:t>
-            </w:r>
-            <w:proofErr w:type="gramEnd"/>
-            <w:r>
-              <w:rPr>
-                <w:rFonts w:ascii="BC Sans" w:eastAsia="BC Sans" w:hAnsi="BC Sans" w:cs="BC Sans"/>
-                <w:color w:val="000000"/>
-                <w:sz w:val="18"/>
-                <w:szCs w:val="18"/>
-              </w:rPr>
-              <w:t>.</w:t>
-            </w:r>
-            <w:proofErr w:type="gramStart"/>
-            <w:r>
-              <w:rPr>
-                <w:rFonts w:ascii="BC Sans" w:eastAsia="BC Sans" w:hAnsi="BC Sans" w:cs="BC Sans"/>
-                <w:color w:val="000000"/>
-                <w:sz w:val="18"/>
-                <w:szCs w:val="18"/>
-              </w:rPr>
-              <w:t>cfrfee</w:t>
-            </w:r>
-            <w:r>
-              <w:rPr>
-                <w:rFonts w:ascii="BC Sans" w:eastAsia="BC Sans" w:hAnsi="BC Sans" w:cs="BC Sans"/>
-                <w:color w:val="000000"/>
-                <w:sz w:val="18"/>
-                <w:szCs w:val="18"/>
-              </w:rPr>
-              <w:t>.feedata</w:t>
-            </w:r>
-            <w:proofErr w:type="gramEnd"/>
-            <w:r>
-              <w:rPr>
-                <w:rFonts w:ascii="BC Sans" w:eastAsia="BC Sans" w:hAnsi="BC Sans" w:cs="BC Sans"/>
-                <w:color w:val="000000"/>
-                <w:sz w:val="18"/>
-                <w:szCs w:val="18"/>
-              </w:rPr>
-              <w:t>.</w:t>
-            </w:r>
-            <w:proofErr w:type="gramStart"/>
-            <w:r>
-              <w:rPr>
-                <w:rFonts w:ascii="BC Sans" w:eastAsia="BC Sans" w:hAnsi="BC Sans" w:cs="BC Sans"/>
-                <w:color w:val="000000"/>
-                <w:sz w:val="18"/>
-                <w:szCs w:val="18"/>
-              </w:rPr>
-              <w:t>estimatedlocatinghrs:mul</w:t>
-            </w:r>
-            <w:proofErr w:type="gramEnd"/>
-            <w:r>
-              <w:rPr>
-                <w:rFonts w:ascii="BC Sans" w:eastAsia="BC Sans" w:hAnsi="BC Sans" w:cs="BC Sans"/>
-                <w:color w:val="000000"/>
-                <w:sz w:val="18"/>
-                <w:szCs w:val="18"/>
-              </w:rPr>
-              <w:t>(30</w:t>
-            </w:r>
-            <w:proofErr w:type="gramStart"/>
+            <w:r>
+              <w:rPr>
+                <w:rFonts w:ascii="BC Sans" w:eastAsia="BC Sans" w:hAnsi="BC Sans" w:cs="BC Sans"/>
+                <w:color w:val="000000"/>
+                <w:sz w:val="18"/>
+                <w:szCs w:val="18"/>
+              </w:rPr>
+              <w:t>waivedAmount</w:t>
+            </w:r>
             <w:r>
               <w:rPr>
                 <w:rFonts w:ascii="BC Sans" w:eastAsia="BC Sans" w:hAnsi="BC Sans" w:cs="BC Sans"/>
@@ -1287,82 +1049,7 @@
                 <w:sz w:val="18"/>
                 <w:szCs w:val="18"/>
               </w:rPr>
-              <w:t>:sub</w:t>
-            </w:r>
-            <w:proofErr w:type="gramEnd"/>
-            <w:r>
-              <w:rPr>
-                <w:rFonts w:ascii="BC Sans" w:eastAsia="BC Sans" w:hAnsi="BC Sans" w:cs="BC Sans"/>
-                <w:color w:val="000000"/>
-                <w:sz w:val="18"/>
-                <w:szCs w:val="18"/>
-              </w:rPr>
-              <w:t>(</w:t>
-            </w:r>
-            <w:r>
-              <w:rPr>
-                <w:rFonts w:ascii="BC Sans" w:eastAsia="BC Sans" w:hAnsi="BC Sans" w:cs="BC Sans"/>
-                <w:color w:val="000000"/>
-                <w:sz w:val="18"/>
-                <w:szCs w:val="18"/>
-              </w:rPr>
-              <w:t>.</w:t>
-            </w:r>
-            <w:r>
-              <w:rPr>
-                <w:rFonts w:ascii="BC Sans" w:eastAsia="BC Sans" w:hAnsi="BC Sans" w:cs="BC Sans"/>
-                <w:color w:val="000000"/>
-                <w:sz w:val="18"/>
-                <w:szCs w:val="18"/>
-              </w:rPr>
-              <w:t>.</w:t>
-            </w:r>
-            <w:r>
-              <w:rPr>
-                <w:rFonts w:ascii="BC Sans" w:eastAsia="BC Sans" w:hAnsi="BC Sans" w:cs="BC Sans"/>
-                <w:color w:val="000000"/>
-                <w:sz w:val="18"/>
-                <w:szCs w:val="18"/>
-              </w:rPr>
-              <w:t>.</w:t>
-            </w:r>
-            <w:r>
-              <w:rPr>
-                <w:rFonts w:ascii="BC Sans" w:eastAsia="BC Sans" w:hAnsi="BC Sans" w:cs="BC Sans"/>
-                <w:color w:val="000000"/>
-                <w:sz w:val="18"/>
-                <w:szCs w:val="18"/>
-              </w:rPr>
-              <w:t>waivedAmount</w:t>
-            </w:r>
-            <w:proofErr w:type="gramStart"/>
-            <w:r>
-              <w:rPr>
-                <w:rFonts w:ascii="BC Sans" w:eastAsia="BC Sans" w:hAnsi="BC Sans" w:cs="BC Sans"/>
-                <w:color w:val="000000"/>
-                <w:sz w:val="18"/>
-                <w:szCs w:val="18"/>
-              </w:rPr>
-              <w:t>)</w:t>
-            </w:r>
-            <w:r>
-              <w:rPr>
-                <w:rFonts w:ascii="BC Sans" w:eastAsia="BC Sans" w:hAnsi="BC Sans" w:cs="BC Sans"/>
-                <w:color w:val="000000"/>
-                <w:sz w:val="18"/>
-                <w:szCs w:val="18"/>
-              </w:rPr>
-              <w:t>:formatN</w:t>
-            </w:r>
-            <w:proofErr w:type="gramEnd"/>
-            <w:r>
-              <w:rPr>
-                <w:rFonts w:ascii="BC Sans" w:eastAsia="BC Sans" w:hAnsi="BC Sans" w:cs="BC Sans"/>
-                <w:color w:val="000000"/>
-                <w:sz w:val="18"/>
-                <w:szCs w:val="18"/>
-              </w:rPr>
-              <w:t>(2)</w:t>
+              <w:t>:formatN(2)</w:t>
             </w:r>
             <w:r>
               <w:rPr>
@@ -1433,18 +1120,7 @@
                 <w:sz w:val="18"/>
                 <w:szCs w:val="18"/>
               </w:rPr>
-              <w:t>{</w:t>
-            </w:r>
-            <w:proofErr w:type="spellStart"/>
-            <w:proofErr w:type="gramStart"/>
-            <w:r>
-              <w:rPr>
-                <w:rFonts w:ascii="BC Sans" w:eastAsia="BC Sans" w:hAnsi="BC Sans" w:cs="BC Sans"/>
-                <w:color w:val="000000"/>
-                <w:sz w:val="18"/>
-                <w:szCs w:val="18"/>
-              </w:rPr>
-              <w:t>d.</w:t>
+              <w:t>{d.</w:t>
             </w:r>
             <w:r>
               <w:rPr>
@@ -1455,36 +1131,14 @@
               </w:rPr>
               <w:t>cfrfee</w:t>
             </w:r>
-            <w:proofErr w:type="gramEnd"/>
-            <w:r>
-              <w:rPr>
-                <w:rFonts w:ascii="BC Sans" w:eastAsia="BC Sans" w:hAnsi="BC Sans" w:cs="BC Sans"/>
-                <w:color w:val="000000"/>
-                <w:sz w:val="18"/>
-                <w:szCs w:val="18"/>
-              </w:rPr>
-              <w:t>.</w:t>
-            </w:r>
-            <w:proofErr w:type="gramStart"/>
-            <w:r>
-              <w:rPr>
-                <w:rFonts w:ascii="BC Sans" w:eastAsia="BC Sans" w:hAnsi="BC Sans" w:cs="BC Sans"/>
-                <w:color w:val="000000"/>
-                <w:sz w:val="18"/>
-                <w:szCs w:val="18"/>
-              </w:rPr>
-              <w:t>feedata.estimatedproducinghrs</w:t>
-            </w:r>
-            <w:proofErr w:type="spellEnd"/>
-            <w:proofErr w:type="gramEnd"/>
-            <w:r>
-              <w:rPr>
-                <w:rFonts w:ascii="BC Sans" w:eastAsia="BC Sans" w:hAnsi="BC Sans" w:cs="BC Sans"/>
-                <w:color w:val="000000"/>
-                <w:sz w:val="18"/>
-                <w:szCs w:val="18"/>
-              </w:rPr>
-              <w:t>}</w:t>
+            <w:r>
+              <w:rPr>
+                <w:rFonts w:ascii="BC Sans" w:eastAsia="BC Sans" w:hAnsi="BC Sans" w:cs="BC Sans"/>
+                <w:color w:val="000000"/>
+                <w:sz w:val="18"/>
+                <w:szCs w:val="18"/>
+              </w:rPr>
+              <w:t>.feedata.estimatedproducinghrs}</w:t>
             </w:r>
           </w:p>
         </w:tc>
@@ -1542,18 +1196,7 @@
                 <w:sz w:val="18"/>
                 <w:szCs w:val="18"/>
               </w:rPr>
-              <w:t>${</w:t>
-            </w:r>
-            <w:proofErr w:type="spellStart"/>
-            <w:proofErr w:type="gramStart"/>
-            <w:r>
-              <w:rPr>
-                <w:rFonts w:ascii="BC Sans" w:eastAsia="BC Sans" w:hAnsi="BC Sans" w:cs="BC Sans"/>
-                <w:color w:val="000000"/>
-                <w:sz w:val="18"/>
-                <w:szCs w:val="18"/>
-              </w:rPr>
-              <w:t>d.</w:t>
+              <w:t>${d.</w:t>
             </w:r>
             <w:r>
               <w:rPr>
@@ -1564,78 +1207,14 @@
               </w:rPr>
               <w:t>cfrfee</w:t>
             </w:r>
-            <w:proofErr w:type="gramEnd"/>
-            <w:r>
-              <w:rPr>
-                <w:rFonts w:ascii="BC Sans" w:eastAsia="BC Sans" w:hAnsi="BC Sans" w:cs="BC Sans"/>
-                <w:color w:val="000000"/>
-                <w:sz w:val="18"/>
-                <w:szCs w:val="18"/>
-              </w:rPr>
-              <w:t>.feedata</w:t>
-            </w:r>
-            <w:proofErr w:type="spellEnd"/>
-            <w:r>
-              <w:rPr>
-                <w:rFonts w:ascii="BC Sans" w:eastAsia="BC Sans" w:hAnsi="BC Sans" w:cs="BC Sans"/>
-                <w:color w:val="000000"/>
-                <w:sz w:val="18"/>
-                <w:szCs w:val="18"/>
-              </w:rPr>
-              <w:t xml:space="preserve">. </w:t>
-            </w:r>
-            <w:proofErr w:type="spellStart"/>
-            <w:proofErr w:type="gramStart"/>
-            <w:r>
-              <w:rPr>
-                <w:rFonts w:ascii="BC Sans" w:eastAsia="BC Sans" w:hAnsi="BC Sans" w:cs="BC Sans"/>
-                <w:color w:val="000000"/>
-                <w:sz w:val="18"/>
-                <w:szCs w:val="18"/>
-              </w:rPr>
-              <w:t>estimatedproducinghrs:mul</w:t>
-            </w:r>
-            <w:proofErr w:type="spellEnd"/>
-            <w:proofErr w:type="gramEnd"/>
-            <w:r>
-              <w:rPr>
-                <w:rFonts w:ascii="BC Sans" w:eastAsia="BC Sans" w:hAnsi="BC Sans" w:cs="BC Sans"/>
-                <w:color w:val="000000"/>
-                <w:sz w:val="18"/>
-                <w:szCs w:val="18"/>
-              </w:rPr>
-              <w:t>(30</w:t>
-            </w:r>
-            <w:proofErr w:type="gramStart"/>
-            <w:r>
-              <w:rPr>
-                <w:rFonts w:ascii="BC Sans" w:eastAsia="BC Sans" w:hAnsi="BC Sans" w:cs="BC Sans"/>
-                <w:color w:val="000000"/>
-                <w:sz w:val="18"/>
-                <w:szCs w:val="18"/>
-              </w:rPr>
-              <w:t>):</w:t>
-            </w:r>
-            <w:proofErr w:type="spellStart"/>
-            <w:r>
-              <w:rPr>
-                <w:rFonts w:ascii="BC Sans" w:eastAsia="BC Sans" w:hAnsi="BC Sans" w:cs="BC Sans"/>
-                <w:color w:val="000000"/>
-                <w:sz w:val="18"/>
-                <w:szCs w:val="18"/>
-              </w:rPr>
-              <w:t>formatN</w:t>
-            </w:r>
-            <w:proofErr w:type="spellEnd"/>
-            <w:proofErr w:type="gramEnd"/>
-            <w:r>
-              <w:rPr>
-                <w:rFonts w:ascii="BC Sans" w:eastAsia="BC Sans" w:hAnsi="BC Sans" w:cs="BC Sans"/>
-                <w:color w:val="000000"/>
-                <w:sz w:val="18"/>
-                <w:szCs w:val="18"/>
-              </w:rPr>
-              <w:t>(2)}</w:t>
+            <w:r>
+              <w:rPr>
+                <w:rFonts w:ascii="BC Sans" w:eastAsia="BC Sans" w:hAnsi="BC Sans" w:cs="BC Sans"/>
+                <w:color w:val="000000"/>
+                <w:sz w:val="18"/>
+                <w:szCs w:val="18"/>
+              </w:rPr>
+              <w:t>.feedata. estimatedproducinghrs:mul(30):formatN(2)}</w:t>
             </w:r>
           </w:p>
         </w:tc>
@@ -1693,18 +1272,7 @@
                 <w:sz w:val="18"/>
                 <w:szCs w:val="18"/>
               </w:rPr>
-              <w:t>${</w:t>
-            </w:r>
-            <w:proofErr w:type="spellStart"/>
-            <w:proofErr w:type="gramStart"/>
-            <w:r>
-              <w:rPr>
-                <w:rFonts w:ascii="BC Sans" w:eastAsia="BC Sans" w:hAnsi="BC Sans" w:cs="BC Sans"/>
-                <w:color w:val="000000"/>
-                <w:sz w:val="18"/>
-                <w:szCs w:val="18"/>
-              </w:rPr>
-              <w:t>d.</w:t>
+              <w:t>${d.</w:t>
             </w:r>
             <w:r>
               <w:rPr>
@@ -1715,78 +1283,14 @@
               </w:rPr>
               <w:t>cfrfee</w:t>
             </w:r>
-            <w:proofErr w:type="gramEnd"/>
-            <w:r>
-              <w:rPr>
-                <w:rFonts w:ascii="BC Sans" w:eastAsia="BC Sans" w:hAnsi="BC Sans" w:cs="BC Sans"/>
-                <w:color w:val="000000"/>
-                <w:sz w:val="18"/>
-                <w:szCs w:val="18"/>
-              </w:rPr>
-              <w:t>.feedata</w:t>
-            </w:r>
-            <w:proofErr w:type="spellEnd"/>
-            <w:r>
-              <w:rPr>
-                <w:rFonts w:ascii="BC Sans" w:eastAsia="BC Sans" w:hAnsi="BC Sans" w:cs="BC Sans"/>
-                <w:color w:val="000000"/>
-                <w:sz w:val="18"/>
-                <w:szCs w:val="18"/>
-              </w:rPr>
-              <w:t xml:space="preserve">. </w:t>
-            </w:r>
-            <w:proofErr w:type="spellStart"/>
-            <w:proofErr w:type="gramStart"/>
-            <w:r>
-              <w:rPr>
-                <w:rFonts w:ascii="BC Sans" w:eastAsia="BC Sans" w:hAnsi="BC Sans" w:cs="BC Sans"/>
-                <w:color w:val="000000"/>
-                <w:sz w:val="18"/>
-                <w:szCs w:val="18"/>
-              </w:rPr>
-              <w:t>estimatedproducinghrs:mul</w:t>
-            </w:r>
-            <w:proofErr w:type="spellEnd"/>
-            <w:proofErr w:type="gramEnd"/>
-            <w:r>
-              <w:rPr>
-                <w:rFonts w:ascii="BC Sans" w:eastAsia="BC Sans" w:hAnsi="BC Sans" w:cs="BC Sans"/>
-                <w:color w:val="000000"/>
-                <w:sz w:val="18"/>
-                <w:szCs w:val="18"/>
-              </w:rPr>
-              <w:t>(30</w:t>
-            </w:r>
-            <w:proofErr w:type="gramStart"/>
-            <w:r>
-              <w:rPr>
-                <w:rFonts w:ascii="BC Sans" w:eastAsia="BC Sans" w:hAnsi="BC Sans" w:cs="BC Sans"/>
-                <w:color w:val="000000"/>
-                <w:sz w:val="18"/>
-                <w:szCs w:val="18"/>
-              </w:rPr>
-              <w:t>):</w:t>
-            </w:r>
-            <w:proofErr w:type="spellStart"/>
-            <w:r>
-              <w:rPr>
-                <w:rFonts w:ascii="BC Sans" w:eastAsia="BC Sans" w:hAnsi="BC Sans" w:cs="BC Sans"/>
-                <w:color w:val="000000"/>
-                <w:sz w:val="18"/>
-                <w:szCs w:val="18"/>
-              </w:rPr>
-              <w:t>formatN</w:t>
-            </w:r>
-            <w:proofErr w:type="spellEnd"/>
-            <w:proofErr w:type="gramEnd"/>
-            <w:r>
-              <w:rPr>
-                <w:rFonts w:ascii="BC Sans" w:eastAsia="BC Sans" w:hAnsi="BC Sans" w:cs="BC Sans"/>
-                <w:color w:val="000000"/>
-                <w:sz w:val="18"/>
-                <w:szCs w:val="18"/>
-              </w:rPr>
-              <w:t>(2)}</w:t>
+            <w:r>
+              <w:rPr>
+                <w:rFonts w:ascii="BC Sans" w:eastAsia="BC Sans" w:hAnsi="BC Sans" w:cs="BC Sans"/>
+                <w:color w:val="000000"/>
+                <w:sz w:val="18"/>
+                <w:szCs w:val="18"/>
+              </w:rPr>
+              <w:t>.feedata. estimatedproducinghrs:mul(30):formatN(2)}</w:t>
             </w:r>
           </w:p>
         </w:tc>
@@ -1848,18 +1352,7 @@
                 <w:sz w:val="18"/>
                 <w:szCs w:val="18"/>
               </w:rPr>
-              <w:t>{</w:t>
-            </w:r>
-            <w:proofErr w:type="spellStart"/>
-            <w:proofErr w:type="gramStart"/>
-            <w:r>
-              <w:rPr>
-                <w:rFonts w:ascii="BC Sans" w:eastAsia="BC Sans" w:hAnsi="BC Sans" w:cs="BC Sans"/>
-                <w:color w:val="000000"/>
-                <w:sz w:val="18"/>
-                <w:szCs w:val="18"/>
-              </w:rPr>
-              <w:t>d.</w:t>
+              <w:t>{d.</w:t>
             </w:r>
             <w:r>
               <w:rPr>
@@ -1870,25 +1363,14 @@
               </w:rPr>
               <w:t>cfrfee</w:t>
             </w:r>
-            <w:proofErr w:type="gramEnd"/>
-            <w:r>
-              <w:rPr>
-                <w:rFonts w:ascii="BC Sans" w:eastAsia="BC Sans" w:hAnsi="BC Sans" w:cs="BC Sans"/>
-                <w:color w:val="000000"/>
-                <w:sz w:val="18"/>
-                <w:szCs w:val="18"/>
-              </w:rPr>
-              <w:t>.feedata</w:t>
-            </w:r>
-            <w:proofErr w:type="spellEnd"/>
-            <w:r>
-              <w:rPr>
-                <w:rFonts w:ascii="BC Sans" w:eastAsia="BC Sans" w:hAnsi="BC Sans" w:cs="BC Sans"/>
-                <w:color w:val="000000"/>
-                <w:sz w:val="18"/>
-                <w:szCs w:val="18"/>
-              </w:rPr>
-              <w:t>.</w:t>
+            <w:r>
+              <w:rPr>
+                <w:rFonts w:ascii="BC Sans" w:eastAsia="BC Sans" w:hAnsi="BC Sans" w:cs="BC Sans"/>
+                <w:color w:val="000000"/>
+                <w:sz w:val="18"/>
+                <w:szCs w:val="18"/>
+              </w:rPr>
+              <w:t>.feedata.</w:t>
             </w:r>
             <w:r>
               <w:rPr>
@@ -1897,48 +1379,15 @@
               </w:rPr>
               <w:t xml:space="preserve"> </w:t>
             </w:r>
-            <w:proofErr w:type="spellStart"/>
-            <w:proofErr w:type="gramStart"/>
-            <w:r>
-              <w:rPr>
-                <w:rFonts w:ascii="BC Sans" w:eastAsia="BC Sans" w:hAnsi="BC Sans" w:cs="BC Sans"/>
-                <w:color w:val="000000"/>
-                <w:sz w:val="18"/>
-                <w:szCs w:val="18"/>
-              </w:rPr>
-              <w:t>estimatediaopreparinghrs:add</w:t>
-            </w:r>
-            <w:proofErr w:type="spellEnd"/>
-            <w:r>
-              <w:rPr>
-                <w:rFonts w:ascii="BC Sans" w:eastAsia="BC Sans" w:hAnsi="BC Sans" w:cs="BC Sans"/>
-                <w:color w:val="000000"/>
-                <w:sz w:val="18"/>
-                <w:szCs w:val="18"/>
-              </w:rPr>
-              <w:t>(.</w:t>
-            </w:r>
-            <w:proofErr w:type="spellStart"/>
-            <w:r>
-              <w:rPr>
-                <w:rFonts w:ascii="BC Sans" w:eastAsia="BC Sans" w:hAnsi="BC Sans" w:cs="BC Sans"/>
-                <w:color w:val="000000"/>
-                <w:sz w:val="18"/>
-                <w:szCs w:val="18"/>
-              </w:rPr>
-              <w:t>estimatedministrypreparinghrs</w:t>
-            </w:r>
-            <w:proofErr w:type="spellEnd"/>
-            <w:r>
-              <w:rPr>
-                <w:rFonts w:ascii="BC Sans" w:eastAsia="BC Sans" w:hAnsi="BC Sans" w:cs="BC Sans"/>
-                <w:color w:val="000000"/>
-                <w:sz w:val="18"/>
-                <w:szCs w:val="18"/>
-              </w:rPr>
-              <w:t>) }</w:t>
-            </w:r>
-            <w:proofErr w:type="gramEnd"/>
+            <w:r>
+              <w:rPr>
+                <w:rFonts w:ascii="BC Sans" w:eastAsia="BC Sans" w:hAnsi="BC Sans" w:cs="BC Sans"/>
+                <w:color w:val="000000"/>
+                <w:sz w:val="18"/>
+                <w:szCs w:val="18"/>
+              </w:rPr>
+              <w:t>estimatediaopreparinghrs:add(.estimatedministrypreparinghrs) }</w:t>
+            </w:r>
           </w:p>
         </w:tc>
         <w:tc>
@@ -1988,37 +1437,15 @@
                 <w:szCs w:val="18"/>
               </w:rPr>
             </w:pPr>
-            <w:proofErr w:type="gramStart"/>
-            <w:r>
-              <w:rPr>
-                <w:rFonts w:ascii="BC Sans" w:eastAsia="BC Sans" w:hAnsi="BC Sans" w:cs="BC Sans"/>
-                <w:color w:val="000000"/>
-                <w:sz w:val="18"/>
-                <w:szCs w:val="18"/>
-              </w:rPr>
-              <w:t xml:space="preserve">${ </w:t>
-            </w:r>
-            <w:proofErr w:type="spellStart"/>
-            <w:r>
-              <w:rPr>
-                <w:rFonts w:ascii="BC Sans" w:eastAsia="BC Sans" w:hAnsi="BC Sans" w:cs="BC Sans"/>
-                <w:color w:val="000000"/>
-                <w:sz w:val="18"/>
-                <w:szCs w:val="18"/>
-              </w:rPr>
-              <w:t>d</w:t>
-            </w:r>
-            <w:proofErr w:type="gramEnd"/>
-            <w:r>
-              <w:rPr>
-                <w:rFonts w:ascii="BC Sans" w:eastAsia="BC Sans" w:hAnsi="BC Sans" w:cs="BC Sans"/>
-                <w:color w:val="000000"/>
-                <w:sz w:val="18"/>
-                <w:szCs w:val="18"/>
-              </w:rPr>
-              <w:t>.</w:t>
-            </w:r>
-            <w:proofErr w:type="gramStart"/>
+            <w:r>
+              <w:rPr>
+                <w:rFonts w:ascii="BC Sans" w:eastAsia="BC Sans" w:hAnsi="BC Sans" w:cs="BC Sans"/>
+                <w:color w:val="000000"/>
+                <w:sz w:val="18"/>
+                <w:szCs w:val="18"/>
+              </w:rPr>
+              <w:t>${ d.</w:t>
+            </w:r>
             <w:r>
               <w:rPr>
                 <w:rFonts w:ascii="BC Sans" w:eastAsia="BC Sans" w:hAnsi="BC Sans" w:cs="BC Sans"/>
@@ -2035,18 +1462,7 @@
                 <w:sz w:val="18"/>
                 <w:szCs w:val="18"/>
               </w:rPr>
-              <w:t>.feedata</w:t>
-            </w:r>
-            <w:proofErr w:type="spellEnd"/>
-            <w:proofErr w:type="gramEnd"/>
-            <w:r>
-              <w:rPr>
-                <w:rFonts w:ascii="BC Sans" w:eastAsia="BC Sans" w:hAnsi="BC Sans" w:cs="BC Sans"/>
-                <w:color w:val="000000"/>
-                <w:sz w:val="18"/>
-                <w:szCs w:val="18"/>
-              </w:rPr>
-              <w:t>.</w:t>
+              <w:t>.feedata.</w:t>
             </w:r>
             <w:r>
               <w:rPr>
@@ -2055,45 +1471,14 @@
               </w:rPr>
               <w:t xml:space="preserve"> </w:t>
             </w:r>
-            <w:proofErr w:type="gramStart"/>
-            <w:r>
-              <w:rPr>
-                <w:rFonts w:ascii="BC Sans" w:eastAsia="BC Sans" w:hAnsi="BC Sans" w:cs="BC Sans"/>
-                <w:color w:val="000000"/>
-                <w:sz w:val="18"/>
-                <w:szCs w:val="18"/>
-              </w:rPr>
-              <w:t>estimatediaopreparinghrs:add(.estimatedministrypreparinghrs):mul</w:t>
-            </w:r>
-            <w:proofErr w:type="gramEnd"/>
-            <w:r>
-              <w:rPr>
-                <w:rFonts w:ascii="BC Sans" w:eastAsia="BC Sans" w:hAnsi="BC Sans" w:cs="BC Sans"/>
-                <w:color w:val="000000"/>
-                <w:sz w:val="18"/>
-                <w:szCs w:val="18"/>
-              </w:rPr>
-              <w:t>(30</w:t>
-            </w:r>
-            <w:proofErr w:type="gramStart"/>
-            <w:r>
-              <w:rPr>
-                <w:rFonts w:ascii="BC Sans" w:eastAsia="BC Sans" w:hAnsi="BC Sans" w:cs="BC Sans"/>
-                <w:color w:val="000000"/>
-                <w:sz w:val="18"/>
-                <w:szCs w:val="18"/>
-              </w:rPr>
-              <w:t>):formatN</w:t>
-            </w:r>
-            <w:proofErr w:type="gramEnd"/>
-            <w:r>
-              <w:rPr>
-                <w:rFonts w:ascii="BC Sans" w:eastAsia="BC Sans" w:hAnsi="BC Sans" w:cs="BC Sans"/>
-                <w:color w:val="000000"/>
-                <w:sz w:val="18"/>
-                <w:szCs w:val="18"/>
-              </w:rPr>
-              <w:t>(2)}</w:t>
+            <w:r>
+              <w:rPr>
+                <w:rFonts w:ascii="BC Sans" w:eastAsia="BC Sans" w:hAnsi="BC Sans" w:cs="BC Sans"/>
+                <w:color w:val="000000"/>
+                <w:sz w:val="18"/>
+                <w:szCs w:val="18"/>
+              </w:rPr>
+              <w:t>estimatediaopreparinghrs:add(.estimatedministrypreparinghrs):mul(30):formatN(2)}</w:t>
             </w:r>
           </w:p>
         </w:tc>
@@ -2144,37 +1529,15 @@
                 <w:szCs w:val="18"/>
               </w:rPr>
             </w:pPr>
-            <w:proofErr w:type="gramStart"/>
-            <w:r>
-              <w:rPr>
-                <w:rFonts w:ascii="BC Sans" w:eastAsia="BC Sans" w:hAnsi="BC Sans" w:cs="BC Sans"/>
-                <w:color w:val="000000"/>
-                <w:sz w:val="18"/>
-                <w:szCs w:val="18"/>
-              </w:rPr>
-              <w:t xml:space="preserve">${ </w:t>
-            </w:r>
-            <w:proofErr w:type="spellStart"/>
-            <w:r>
-              <w:rPr>
-                <w:rFonts w:ascii="BC Sans" w:eastAsia="BC Sans" w:hAnsi="BC Sans" w:cs="BC Sans"/>
-                <w:color w:val="000000"/>
-                <w:sz w:val="18"/>
-                <w:szCs w:val="18"/>
-              </w:rPr>
-              <w:t>d</w:t>
-            </w:r>
-            <w:proofErr w:type="gramEnd"/>
-            <w:r>
-              <w:rPr>
-                <w:rFonts w:ascii="BC Sans" w:eastAsia="BC Sans" w:hAnsi="BC Sans" w:cs="BC Sans"/>
-                <w:color w:val="000000"/>
-                <w:sz w:val="18"/>
-                <w:szCs w:val="18"/>
-              </w:rPr>
-              <w:t>.</w:t>
-            </w:r>
-            <w:proofErr w:type="gramStart"/>
+            <w:r>
+              <w:rPr>
+                <w:rFonts w:ascii="BC Sans" w:eastAsia="BC Sans" w:hAnsi="BC Sans" w:cs="BC Sans"/>
+                <w:color w:val="000000"/>
+                <w:sz w:val="18"/>
+                <w:szCs w:val="18"/>
+              </w:rPr>
+              <w:t>${ d.</w:t>
+            </w:r>
             <w:r>
               <w:rPr>
                 <w:rFonts w:ascii="BC Sans" w:eastAsia="BC Sans" w:hAnsi="BC Sans" w:cs="BC Sans"/>
@@ -2191,18 +1554,7 @@
                 <w:sz w:val="18"/>
                 <w:szCs w:val="18"/>
               </w:rPr>
-              <w:t>.feedata</w:t>
-            </w:r>
-            <w:proofErr w:type="spellEnd"/>
-            <w:proofErr w:type="gramEnd"/>
-            <w:r>
-              <w:rPr>
-                <w:rFonts w:ascii="BC Sans" w:eastAsia="BC Sans" w:hAnsi="BC Sans" w:cs="BC Sans"/>
-                <w:color w:val="000000"/>
-                <w:sz w:val="18"/>
-                <w:szCs w:val="18"/>
-              </w:rPr>
-              <w:t>.</w:t>
+              <w:t>.feedata.</w:t>
             </w:r>
             <w:r>
               <w:rPr>
@@ -2211,45 +1563,14 @@
               </w:rPr>
               <w:t xml:space="preserve"> </w:t>
             </w:r>
-            <w:proofErr w:type="gramStart"/>
-            <w:r>
-              <w:rPr>
-                <w:rFonts w:ascii="BC Sans" w:eastAsia="BC Sans" w:hAnsi="BC Sans" w:cs="BC Sans"/>
-                <w:color w:val="000000"/>
-                <w:sz w:val="18"/>
-                <w:szCs w:val="18"/>
-              </w:rPr>
-              <w:t>estimatediaopreparinghrs:add(.estimatedministrypreparinghrs):mul</w:t>
-            </w:r>
-            <w:proofErr w:type="gramEnd"/>
-            <w:r>
-              <w:rPr>
-                <w:rFonts w:ascii="BC Sans" w:eastAsia="BC Sans" w:hAnsi="BC Sans" w:cs="BC Sans"/>
-                <w:color w:val="000000"/>
-                <w:sz w:val="18"/>
-                <w:szCs w:val="18"/>
-              </w:rPr>
-              <w:t>(30</w:t>
-            </w:r>
-            <w:proofErr w:type="gramStart"/>
-            <w:r>
-              <w:rPr>
-                <w:rFonts w:ascii="BC Sans" w:eastAsia="BC Sans" w:hAnsi="BC Sans" w:cs="BC Sans"/>
-                <w:color w:val="000000"/>
-                <w:sz w:val="18"/>
-                <w:szCs w:val="18"/>
-              </w:rPr>
-              <w:t>):formatN</w:t>
-            </w:r>
-            <w:proofErr w:type="gramEnd"/>
-            <w:r>
-              <w:rPr>
-                <w:rFonts w:ascii="BC Sans" w:eastAsia="BC Sans" w:hAnsi="BC Sans" w:cs="BC Sans"/>
-                <w:color w:val="000000"/>
-                <w:sz w:val="18"/>
-                <w:szCs w:val="18"/>
-              </w:rPr>
-              <w:t>(2)}</w:t>
+            <w:r>
+              <w:rPr>
+                <w:rFonts w:ascii="BC Sans" w:eastAsia="BC Sans" w:hAnsi="BC Sans" w:cs="BC Sans"/>
+                <w:color w:val="000000"/>
+                <w:sz w:val="18"/>
+                <w:szCs w:val="18"/>
+              </w:rPr>
+              <w:t>estimatediaopreparinghrs:add(.estimatedministrypreparinghrs):mul(30):formatN(2)}</w:t>
             </w:r>
           </w:p>
         </w:tc>
@@ -2311,18 +1632,7 @@
                 <w:sz w:val="18"/>
                 <w:szCs w:val="18"/>
               </w:rPr>
-              <w:t>{</w:t>
-            </w:r>
-            <w:proofErr w:type="spellStart"/>
-            <w:proofErr w:type="gramStart"/>
-            <w:r>
-              <w:rPr>
-                <w:rFonts w:ascii="BC Sans" w:eastAsia="BC Sans" w:hAnsi="BC Sans" w:cs="BC Sans"/>
-                <w:color w:val="000000"/>
-                <w:sz w:val="18"/>
-                <w:szCs w:val="18"/>
-              </w:rPr>
-              <w:t>d.</w:t>
+              <w:t>{d.</w:t>
             </w:r>
             <w:r>
               <w:rPr>
@@ -2333,25 +1643,14 @@
               </w:rPr>
               <w:t>cfrfee</w:t>
             </w:r>
-            <w:proofErr w:type="gramEnd"/>
-            <w:r>
-              <w:rPr>
-                <w:rFonts w:ascii="BC Sans" w:eastAsia="BC Sans" w:hAnsi="BC Sans" w:cs="BC Sans"/>
-                <w:color w:val="000000"/>
-                <w:sz w:val="18"/>
-                <w:szCs w:val="18"/>
-              </w:rPr>
-              <w:t>.feedata</w:t>
-            </w:r>
-            <w:proofErr w:type="spellEnd"/>
-            <w:r>
-              <w:rPr>
-                <w:rFonts w:ascii="BC Sans" w:eastAsia="BC Sans" w:hAnsi="BC Sans" w:cs="BC Sans"/>
-                <w:color w:val="000000"/>
-                <w:sz w:val="18"/>
-                <w:szCs w:val="18"/>
-              </w:rPr>
-              <w:t>.</w:t>
+            <w:r>
+              <w:rPr>
+                <w:rFonts w:ascii="BC Sans" w:eastAsia="BC Sans" w:hAnsi="BC Sans" w:cs="BC Sans"/>
+                <w:color w:val="000000"/>
+                <w:sz w:val="18"/>
+                <w:szCs w:val="18"/>
+              </w:rPr>
+              <w:t>.feedata.</w:t>
             </w:r>
             <w:r>
               <w:rPr>
@@ -2360,7 +1659,6 @@
               </w:rPr>
               <w:t xml:space="preserve"> </w:t>
             </w:r>
-            <w:proofErr w:type="spellStart"/>
             <w:r>
               <w:rPr>
                 <w:rFonts w:ascii="BC Sans" w:eastAsia="BC Sans" w:hAnsi="BC Sans" w:cs="BC Sans"/>
@@ -2370,7 +1668,6 @@
               </w:rPr>
               <w:t>estimatedhardcopypages</w:t>
             </w:r>
-            <w:proofErr w:type="spellEnd"/>
             <w:r>
               <w:rPr>
                 <w:rFonts w:ascii="BC Sans" w:eastAsia="BC Sans" w:hAnsi="BC Sans" w:cs="BC Sans"/>
@@ -2436,18 +1733,7 @@
                 <w:sz w:val="18"/>
                 <w:szCs w:val="18"/>
               </w:rPr>
-              <w:t>${</w:t>
-            </w:r>
-            <w:proofErr w:type="spellStart"/>
-            <w:proofErr w:type="gramStart"/>
-            <w:r>
-              <w:rPr>
-                <w:rFonts w:ascii="BC Sans" w:eastAsia="BC Sans" w:hAnsi="BC Sans" w:cs="BC Sans"/>
-                <w:color w:val="000000"/>
-                <w:sz w:val="18"/>
-                <w:szCs w:val="18"/>
-              </w:rPr>
-              <w:t>d.</w:t>
+              <w:t>${d.</w:t>
             </w:r>
             <w:r>
               <w:rPr>
@@ -2458,28 +1744,15 @@
               </w:rPr>
               <w:t>cfrfee</w:t>
             </w:r>
-            <w:proofErr w:type="gramEnd"/>
-            <w:r>
-              <w:rPr>
-                <w:rFonts w:ascii="BC Sans" w:eastAsia="BC Sans" w:hAnsi="BC Sans" w:cs="BC Sans"/>
-                <w:color w:val="000000"/>
-                <w:sz w:val="18"/>
-                <w:szCs w:val="18"/>
-              </w:rPr>
-              <w:t>.feedata</w:t>
-            </w:r>
-            <w:proofErr w:type="spellEnd"/>
-            <w:r>
-              <w:rPr>
-                <w:rFonts w:ascii="BC Sans" w:eastAsia="BC Sans" w:hAnsi="BC Sans" w:cs="BC Sans"/>
-                <w:color w:val="000000"/>
-                <w:sz w:val="18"/>
-                <w:szCs w:val="18"/>
-              </w:rPr>
-              <w:t xml:space="preserve">. </w:t>
-            </w:r>
-            <w:proofErr w:type="spellStart"/>
-            <w:proofErr w:type="gramStart"/>
+            <w:r>
+              <w:rPr>
+                <w:rFonts w:ascii="BC Sans" w:eastAsia="BC Sans" w:hAnsi="BC Sans" w:cs="BC Sans"/>
+                <w:color w:val="000000"/>
+                <w:sz w:val="18"/>
+                <w:szCs w:val="18"/>
+              </w:rPr>
+              <w:t xml:space="preserve">.feedata. </w:t>
+            </w:r>
             <w:r>
               <w:rPr>
                 <w:rFonts w:ascii="BC Sans" w:eastAsia="BC Sans" w:hAnsi="BC Sans" w:cs="BC Sans"/>
@@ -2496,18 +1769,7 @@
                 <w:sz w:val="18"/>
                 <w:szCs w:val="18"/>
               </w:rPr>
-              <w:t>:mul</w:t>
-            </w:r>
-            <w:proofErr w:type="spellEnd"/>
-            <w:proofErr w:type="gramEnd"/>
-            <w:r>
-              <w:rPr>
-                <w:rFonts w:ascii="BC Sans" w:eastAsia="BC Sans" w:hAnsi="BC Sans" w:cs="BC Sans"/>
-                <w:color w:val="000000"/>
-                <w:sz w:val="18"/>
-                <w:szCs w:val="18"/>
-              </w:rPr>
-              <w:t>(</w:t>
+              <w:t>:mul(</w:t>
             </w:r>
             <w:r>
               <w:rPr>
@@ -2528,36 +1790,14 @@
               <w:lastRenderedPageBreak/>
               <w:t>1</w:t>
             </w:r>
-            <w:proofErr w:type="gramStart"/>
-            <w:r>
-              <w:rPr>
-                <w:rFonts w:ascii="BC Sans" w:eastAsia="BC Sans" w:hAnsi="BC Sans" w:cs="BC Sans"/>
-                <w:color w:val="000000"/>
-                <w:sz w:val="18"/>
-                <w:szCs w:val="18"/>
-              </w:rPr>
-              <w:t>):</w:t>
-            </w:r>
-            <w:proofErr w:type="spellStart"/>
-            <w:r>
-              <w:rPr>
-                <w:rFonts w:ascii="BC Sans" w:eastAsia="BC Sans" w:hAnsi="BC Sans" w:cs="BC Sans"/>
-                <w:color w:val="000000"/>
-                <w:sz w:val="18"/>
-                <w:szCs w:val="18"/>
-              </w:rPr>
-              <w:t>formatN</w:t>
-            </w:r>
-            <w:proofErr w:type="spellEnd"/>
-            <w:proofErr w:type="gramEnd"/>
-            <w:r>
-              <w:rPr>
-                <w:rFonts w:ascii="BC Sans" w:eastAsia="BC Sans" w:hAnsi="BC Sans" w:cs="BC Sans"/>
-                <w:color w:val="000000"/>
-                <w:sz w:val="18"/>
-                <w:szCs w:val="18"/>
-              </w:rPr>
-              <w:t>(2)}</w:t>
+            <w:r>
+              <w:rPr>
+                <w:rFonts w:ascii="BC Sans" w:eastAsia="BC Sans" w:hAnsi="BC Sans" w:cs="BC Sans"/>
+                <w:color w:val="000000"/>
+                <w:sz w:val="18"/>
+                <w:szCs w:val="18"/>
+              </w:rPr>
+              <w:t>):formatN(2)}</w:t>
             </w:r>
           </w:p>
         </w:tc>
@@ -2616,18 +1856,7 @@
                 <w:sz w:val="18"/>
                 <w:szCs w:val="18"/>
               </w:rPr>
-              <w:t>${</w:t>
-            </w:r>
-            <w:proofErr w:type="spellStart"/>
-            <w:proofErr w:type="gramStart"/>
-            <w:r>
-              <w:rPr>
-                <w:rFonts w:ascii="BC Sans" w:eastAsia="BC Sans" w:hAnsi="BC Sans" w:cs="BC Sans"/>
-                <w:color w:val="000000"/>
-                <w:sz w:val="18"/>
-                <w:szCs w:val="18"/>
-              </w:rPr>
-              <w:t>d.</w:t>
+              <w:t>${d.</w:t>
             </w:r>
             <w:r>
               <w:rPr>
@@ -2638,28 +1867,15 @@
               </w:rPr>
               <w:t>cfrfee</w:t>
             </w:r>
-            <w:proofErr w:type="gramEnd"/>
-            <w:r>
-              <w:rPr>
-                <w:rFonts w:ascii="BC Sans" w:eastAsia="BC Sans" w:hAnsi="BC Sans" w:cs="BC Sans"/>
-                <w:color w:val="000000"/>
-                <w:sz w:val="18"/>
-                <w:szCs w:val="18"/>
-              </w:rPr>
-              <w:t>.feedata</w:t>
-            </w:r>
-            <w:proofErr w:type="spellEnd"/>
-            <w:r>
-              <w:rPr>
-                <w:rFonts w:ascii="BC Sans" w:eastAsia="BC Sans" w:hAnsi="BC Sans" w:cs="BC Sans"/>
-                <w:color w:val="000000"/>
-                <w:sz w:val="18"/>
-                <w:szCs w:val="18"/>
-              </w:rPr>
-              <w:t xml:space="preserve">. </w:t>
-            </w:r>
-            <w:proofErr w:type="spellStart"/>
-            <w:proofErr w:type="gramStart"/>
+            <w:r>
+              <w:rPr>
+                <w:rFonts w:ascii="BC Sans" w:eastAsia="BC Sans" w:hAnsi="BC Sans" w:cs="BC Sans"/>
+                <w:color w:val="000000"/>
+                <w:sz w:val="18"/>
+                <w:szCs w:val="18"/>
+              </w:rPr>
+              <w:t xml:space="preserve">.feedata. </w:t>
+            </w:r>
             <w:r>
               <w:rPr>
                 <w:rFonts w:ascii="BC Sans" w:eastAsia="BC Sans" w:hAnsi="BC Sans" w:cs="BC Sans"/>
@@ -2676,18 +1892,7 @@
                 <w:sz w:val="18"/>
                 <w:szCs w:val="18"/>
               </w:rPr>
-              <w:t>:mul</w:t>
-            </w:r>
-            <w:proofErr w:type="spellEnd"/>
-            <w:proofErr w:type="gramEnd"/>
-            <w:r>
-              <w:rPr>
-                <w:rFonts w:ascii="BC Sans" w:eastAsia="BC Sans" w:hAnsi="BC Sans" w:cs="BC Sans"/>
-                <w:color w:val="000000"/>
-                <w:sz w:val="18"/>
-                <w:szCs w:val="18"/>
-              </w:rPr>
-              <w:t>(</w:t>
+              <w:t>:mul(</w:t>
             </w:r>
             <w:r>
               <w:rPr>
@@ -2698,36 +1903,14 @@
               </w:rPr>
               <w:t>0.1</w:t>
             </w:r>
-            <w:proofErr w:type="gramStart"/>
-            <w:r>
-              <w:rPr>
-                <w:rFonts w:ascii="BC Sans" w:eastAsia="BC Sans" w:hAnsi="BC Sans" w:cs="BC Sans"/>
-                <w:color w:val="000000"/>
-                <w:sz w:val="18"/>
-                <w:szCs w:val="18"/>
-              </w:rPr>
-              <w:t>):</w:t>
-            </w:r>
-            <w:proofErr w:type="spellStart"/>
-            <w:r>
-              <w:rPr>
-                <w:rFonts w:ascii="BC Sans" w:eastAsia="BC Sans" w:hAnsi="BC Sans" w:cs="BC Sans"/>
-                <w:color w:val="000000"/>
-                <w:sz w:val="18"/>
-                <w:szCs w:val="18"/>
-              </w:rPr>
-              <w:t>formatN</w:t>
-            </w:r>
-            <w:proofErr w:type="spellEnd"/>
-            <w:proofErr w:type="gramEnd"/>
-            <w:r>
-              <w:rPr>
-                <w:rFonts w:ascii="BC Sans" w:eastAsia="BC Sans" w:hAnsi="BC Sans" w:cs="BC Sans"/>
-                <w:color w:val="000000"/>
-                <w:sz w:val="18"/>
-                <w:szCs w:val="18"/>
-              </w:rPr>
-              <w:t>(2)}</w:t>
+            <w:r>
+              <w:rPr>
+                <w:rFonts w:ascii="BC Sans" w:eastAsia="BC Sans" w:hAnsi="BC Sans" w:cs="BC Sans"/>
+                <w:color w:val="000000"/>
+                <w:sz w:val="18"/>
+                <w:szCs w:val="18"/>
+              </w:rPr>
+              <w:t>):formatN(2)}</w:t>
             </w:r>
           </w:p>
         </w:tc>
@@ -2900,10 +2083,8 @@
                 <w:sz w:val="18"/>
                 <w:szCs w:val="18"/>
               </w:rPr>
-              <w:t>${</w:t>
-            </w:r>
-            <w:proofErr w:type="spellStart"/>
-            <w:proofErr w:type="gramStart"/>
+              <w:t>${d.</w:t>
+            </w:r>
             <w:r>
               <w:rPr>
                 <w:rFonts w:ascii="BC Sans" w:eastAsia="BC Sans" w:hAnsi="BC Sans" w:cs="BC Sans"/>
@@ -2912,7 +2093,7 @@
                 <w:sz w:val="18"/>
                 <w:szCs w:val="18"/>
               </w:rPr>
-              <w:t>d.</w:t>
+              <w:t>cfrfee</w:t>
             </w:r>
             <w:r>
               <w:rPr>
@@ -2922,41 +2103,7 @@
                 <w:sz w:val="18"/>
                 <w:szCs w:val="18"/>
               </w:rPr>
-              <w:t>cfrfee</w:t>
-            </w:r>
-            <w:proofErr w:type="gramEnd"/>
-            <w:r>
-              <w:rPr>
-                <w:rFonts w:ascii="BC Sans" w:eastAsia="BC Sans" w:hAnsi="BC Sans" w:cs="BC Sans"/>
-                <w:b/>
-                <w:color w:val="0A3266"/>
-                <w:sz w:val="18"/>
-                <w:szCs w:val="18"/>
-              </w:rPr>
-              <w:t>.</w:t>
-            </w:r>
-            <w:proofErr w:type="gramStart"/>
-            <w:r>
-              <w:rPr>
-                <w:rFonts w:ascii="BC Sans" w:eastAsia="BC Sans" w:hAnsi="BC Sans" w:cs="BC Sans"/>
-                <w:b/>
-                <w:color w:val="0A3266"/>
-                <w:sz w:val="18"/>
-                <w:szCs w:val="18"/>
-              </w:rPr>
-              <w:t>feedata.totalamountdue</w:t>
-            </w:r>
-            <w:proofErr w:type="spellEnd"/>
-            <w:proofErr w:type="gramEnd"/>
-            <w:r>
-              <w:rPr>
-                <w:rFonts w:ascii="BC Sans" w:eastAsia="BC Sans" w:hAnsi="BC Sans" w:cs="BC Sans"/>
-                <w:b/>
-                <w:color w:val="0A3266"/>
-                <w:sz w:val="18"/>
-                <w:szCs w:val="18"/>
-              </w:rPr>
-              <w:t>}</w:t>
+              <w:t>.feedata.totalamountdue}</w:t>
             </w:r>
           </w:p>
           <w:p>
@@ -3120,53 +2267,7 @@
                 <w:sz w:val="18"/>
                 <w:szCs w:val="18"/>
               </w:rPr>
-              <w:t>${</w:t>
-            </w:r>
-            <w:proofErr w:type="spellStart"/>
-            <w:proofErr w:type="gramStart"/>
-            <w:r>
-              <w:rPr>
-                <w:rFonts w:ascii="BC Sans" w:eastAsia="BC Sans" w:hAnsi="BC Sans" w:cs="BC Sans"/>
-                <w:b/>
-                <w:color w:val="0A3266"/>
-                <w:sz w:val="18"/>
-                <w:szCs w:val="18"/>
-              </w:rPr>
-              <w:t>d.cfrfee</w:t>
-            </w:r>
-            <w:proofErr w:type="gramEnd"/>
-            <w:r>
-              <w:rPr>
-                <w:rFonts w:ascii="BC Sans" w:eastAsia="BC Sans" w:hAnsi="BC Sans" w:cs="BC Sans"/>
-                <w:b/>
-                <w:color w:val="0A3266"/>
-                <w:sz w:val="18"/>
-                <w:szCs w:val="18"/>
-              </w:rPr>
-              <w:t>.</w:t>
-            </w:r>
-            <w:proofErr w:type="gramStart"/>
-            <w:r>
-              <w:rPr>
-                <w:rFonts w:ascii="BC Sans" w:eastAsia="BC Sans" w:hAnsi="BC Sans" w:cs="BC Sans"/>
-                <w:b/>
-                <w:color w:val="0A3266"/>
-                <w:sz w:val="18"/>
-                <w:szCs w:val="18"/>
-              </w:rPr>
-              <w:t>feedata.amountpaid</w:t>
-            </w:r>
-            <w:proofErr w:type="spellEnd"/>
-            <w:proofErr w:type="gramEnd"/>
-            <w:r>
-              <w:rPr>
-                <w:rFonts w:ascii="BC Sans" w:eastAsia="BC Sans" w:hAnsi="BC Sans" w:cs="BC Sans"/>
-                <w:b/>
-                <w:color w:val="0A3266"/>
-                <w:sz w:val="18"/>
-                <w:szCs w:val="18"/>
-              </w:rPr>
-              <w:t>}</w:t>
+              <w:t>${d.cfrfee.feedata.amountpaid}</w:t>
             </w:r>
           </w:p>
         </w:tc>
@@ -3315,10 +2416,8 @@
                 <w:sz w:val="18"/>
                 <w:szCs w:val="18"/>
               </w:rPr>
-              <w:t>${</w:t>
-            </w:r>
-            <w:proofErr w:type="spellStart"/>
-            <w:proofErr w:type="gramStart"/>
+              <w:t>${d.</w:t>
+            </w:r>
             <w:r>
               <w:rPr>
                 <w:rFonts w:ascii="BC Sans" w:eastAsia="BC Sans" w:hAnsi="BC Sans" w:cs="BC Sans"/>
@@ -3327,42 +2426,8 @@
                 <w:sz w:val="18"/>
                 <w:szCs w:val="18"/>
               </w:rPr>
-              <w:t>d.</w:t>
-            </w:r>
-            <w:r>
-              <w:rPr>
-                <w:rFonts w:ascii="BC Sans" w:eastAsia="BC Sans" w:hAnsi="BC Sans" w:cs="BC Sans"/>
-                <w:b/>
-                <w:color w:val="A61C00"/>
-                <w:sz w:val="18"/>
-                <w:szCs w:val="18"/>
-              </w:rPr>
-              <w:t>cfrfee</w:t>
-            </w:r>
-            <w:proofErr w:type="gramEnd"/>
-            <w:r>
-              <w:rPr>
-                <w:rFonts w:ascii="BC Sans" w:eastAsia="BC Sans" w:hAnsi="BC Sans" w:cs="BC Sans"/>
-                <w:b/>
-                <w:color w:val="A61C00"/>
-                <w:sz w:val="18"/>
-                <w:szCs w:val="18"/>
-              </w:rPr>
-              <w:t>.</w:t>
-            </w:r>
-            <w:proofErr w:type="gramStart"/>
-            <w:r>
-              <w:rPr>
-                <w:rFonts w:ascii="BC Sans" w:eastAsia="BC Sans" w:hAnsi="BC Sans" w:cs="BC Sans"/>
-                <w:b/>
-                <w:color w:val="A61C00"/>
-                <w:sz w:val="18"/>
-                <w:szCs w:val="18"/>
-              </w:rPr>
-              <w:t>feedata.balanceDue</w:t>
-            </w:r>
-            <w:proofErr w:type="spellEnd"/>
-            <w:proofErr w:type="gramEnd"/>
+              <w:t>cfrfee.feedata.balanceDue</w:t>
+            </w:r>
             <w:r>
               <w:rPr>
                 <w:rFonts w:ascii="BC Sans" w:eastAsia="BC Sans" w:hAnsi="BC Sans" w:cs="BC Sans"/>
@@ -3534,29 +2599,7 @@
           <w:sz w:val="16"/>
           <w:szCs w:val="16"/>
         </w:rPr>
-        <w:t>Payment Method: {</w:t>
-      </w:r>
-      <w:proofErr w:type="spellStart"/>
-      <w:proofErr w:type="gramStart"/>
-      <w:r>
-        <w:rPr>
-          <w:rFonts w:ascii="BC Sans" w:eastAsia="BC Sans" w:hAnsi="BC Sans" w:cs="BC Sans"/>
-          <w:color w:val="A6A6A6"/>
-          <w:sz w:val="16"/>
-          <w:szCs w:val="16"/>
-        </w:rPr>
-        <w:t>d.paymentInfo.cardType</w:t>
-      </w:r>
-      <w:proofErr w:type="spellEnd"/>
-      <w:proofErr w:type="gramEnd"/>
-      <w:r>
-        <w:rPr>
-          <w:rFonts w:ascii="BC Sans" w:eastAsia="BC Sans" w:hAnsi="BC Sans" w:cs="BC Sans"/>
-          <w:color w:val="A6A6A6"/>
-          <w:sz w:val="16"/>
-          <w:szCs w:val="16"/>
-        </w:rPr>
-        <w:t>}</w:t>
+        <w:t>Payment Method: {d.paymentInfo.cardType}</w:t>
       </w:r>
     </w:p>
     <w:p>
@@ -3578,18 +2621,7 @@
           <w:sz w:val="16"/>
           <w:szCs w:val="16"/>
         </w:rPr>
-        <w:t>Order ID: {</w:t>
-      </w:r>
-      <w:proofErr w:type="spellStart"/>
-      <w:proofErr w:type="gramStart"/>
-      <w:r>
-        <w:rPr>
-          <w:rFonts w:ascii="BC Sans" w:eastAsia="BC Sans" w:hAnsi="BC Sans" w:cs="BC Sans"/>
-          <w:color w:val="A6A6A6"/>
-          <w:sz w:val="16"/>
-          <w:szCs w:val="16"/>
-        </w:rPr>
-        <w:t>d.paymentInfo.</w:t>
+        <w:t>Order ID: {d.paymentInfo.</w:t>
       </w:r>
       <w:r>
         <w:rPr>
@@ -3600,8 +2632,6 @@
         </w:rPr>
         <w:t>orderId</w:t>
       </w:r>
-      <w:proofErr w:type="spellEnd"/>
-      <w:proofErr w:type="gramEnd"/>
       <w:r>
         <w:rPr>
           <w:rFonts w:ascii="BC Sans" w:eastAsia="BC Sans" w:hAnsi="BC Sans" w:cs="BC Sans"/>
@@ -3856,15 +2886,7 @@
               <w:sz w:val="16"/>
               <w:szCs w:val="16"/>
             </w:rPr>
-            <w:t>Access &amp; Information Management Branch</w:t>
-          </w:r>
-          <w:r>
-            <w:rPr>
-              <w:rFonts w:ascii="Times New Roman" w:eastAsia="Times New Roman" w:hAnsi="Times New Roman" w:cs="Times New Roman"/>
-              <w:sz w:val="16"/>
-              <w:szCs w:val="16"/>
-            </w:rPr>
-            <w:t xml:space="preserve">                 </w:t>
+            <w:t xml:space="preserve">FOI Operations                 </w:t>
           </w:r>
         </w:p>
         <w:p>
@@ -3932,25 +2954,7 @@
               <w:sz w:val="16"/>
               <w:szCs w:val="16"/>
             </w:rPr>
-            <w:t xml:space="preserve">PO Box 9569 </w:t>
-          </w:r>
-          <w:proofErr w:type="spellStart"/>
-          <w:r>
-            <w:rPr>
-              <w:rFonts w:ascii="Times New Roman" w:eastAsia="Times New Roman" w:hAnsi="Times New Roman" w:cs="Times New Roman"/>
-              <w:sz w:val="16"/>
-              <w:szCs w:val="16"/>
-            </w:rPr>
-            <w:t>Stn</w:t>
-          </w:r>
-          <w:proofErr w:type="spellEnd"/>
-          <w:r>
-            <w:rPr>
-              <w:rFonts w:ascii="Times New Roman" w:eastAsia="Times New Roman" w:hAnsi="Times New Roman" w:cs="Times New Roman"/>
-              <w:sz w:val="16"/>
-              <w:szCs w:val="16"/>
-            </w:rPr>
-            <w:t xml:space="preserve"> Prov Govt               </w:t>
+            <w:t xml:space="preserve">PO Box 9569 Stn Prov Govt               </w:t>
           </w:r>
         </w:p>
         <w:p>
@@ -3972,25 +2976,7 @@
               <w:sz w:val="16"/>
               <w:szCs w:val="16"/>
             </w:rPr>
-            <w:t xml:space="preserve">Victoria </w:t>
-          </w:r>
-          <w:proofErr w:type="gramStart"/>
-          <w:r>
-            <w:rPr>
-              <w:rFonts w:ascii="Times New Roman" w:eastAsia="Times New Roman" w:hAnsi="Times New Roman" w:cs="Times New Roman"/>
-              <w:sz w:val="16"/>
-              <w:szCs w:val="16"/>
-            </w:rPr>
-            <w:t>BC  V</w:t>
-          </w:r>
-          <w:proofErr w:type="gramEnd"/>
-          <w:r>
-            <w:rPr>
-              <w:rFonts w:ascii="Times New Roman" w:eastAsia="Times New Roman" w:hAnsi="Times New Roman" w:cs="Times New Roman"/>
-              <w:sz w:val="16"/>
-              <w:szCs w:val="16"/>
-            </w:rPr>
-            <w:t>8W 9</w:t>
+            <w:t>Victoria BC  V8W 9</w:t>
           </w:r>
           <w:r>
             <w:rPr>
@@ -4112,7 +3098,6 @@
             </w:r>
           </w:hyperlink>
           <w:hyperlink r:id="rId4">
-            <w:proofErr w:type="spellStart"/>
             <w:r>
               <w:rPr>
                 <w:rFonts w:ascii="Times New Roman" w:eastAsia="Times New Roman" w:hAnsi="Times New Roman" w:cs="Times New Roman"/>
@@ -4121,18 +3106,7 @@
                 <w:szCs w:val="16"/>
                 <w:u w:val="single"/>
               </w:rPr>
-              <w:t>freedomofinformation</w:t>
-            </w:r>
-            <w:proofErr w:type="spellEnd"/>
-            <w:r>
-              <w:rPr>
-                <w:rFonts w:ascii="Times New Roman" w:eastAsia="Times New Roman" w:hAnsi="Times New Roman" w:cs="Times New Roman"/>
-                <w:color w:val="0563C1"/>
-                <w:sz w:val="16"/>
-                <w:szCs w:val="16"/>
-                <w:u w:val="single"/>
-              </w:rPr>
-              <w:t>/</w:t>
+              <w:t>freedomofinformation/</w:t>
             </w:r>
           </w:hyperlink>
         </w:p>
@@ -4707,27 +3681,7 @@
               <w:sz w:val="28"/>
               <w:szCs w:val="28"/>
             </w:rPr>
-            <w:t>Transaction # {</w:t>
-          </w:r>
-          <w:proofErr w:type="spellStart"/>
-          <w:proofErr w:type="gramStart"/>
-          <w:r>
-            <w:rPr>
-              <w:rFonts w:ascii="BC Sans" w:hAnsi="BC Sans"/>
-              <w:sz w:val="28"/>
-              <w:szCs w:val="28"/>
-            </w:rPr>
-            <w:t>d.paymentInfo.transactionId</w:t>
-          </w:r>
-          <w:proofErr w:type="spellEnd"/>
-          <w:proofErr w:type="gramEnd"/>
-          <w:r>
-            <w:rPr>
-              <w:rFonts w:ascii="BC Sans" w:hAnsi="BC Sans"/>
-              <w:sz w:val="28"/>
-              <w:szCs w:val="28"/>
-            </w:rPr>
-            <w:t>}</w:t>
+            <w:t>Transaction # {d.paymentInfo.transactionId}</w:t>
           </w:r>
         </w:p>
       </w:tc>
